--- a/ALR-DocgenTemplates/Late Fee Invoice.docx
+++ b/ALR-DocgenTemplates/Late Fee Invoice.docx
@@ -1,6 +1,6 @@
 
 <file path=word/document.xml><?xml version="1.0" encoding="utf-8"?>
-<w:document xmlns:wpc="http://schemas.microsoft.com/office/word/2010/wordprocessingCanvas" xmlns:cx="http://schemas.microsoft.com/office/drawing/2014/chartex" xmlns:cx1="http://schemas.microsoft.com/office/drawing/2015/9/8/chartex" xmlns:cx2="http://schemas.microsoft.com/office/drawing/2015/10/21/chartex" xmlns:cx3="http://schemas.microsoft.com/office/drawing/2016/5/9/chartex" xmlns:cx4="http://schemas.microsoft.com/office/drawing/2016/5/10/chartex" xmlns:cx5="http://schemas.microsoft.com/office/drawing/2016/5/11/chartex" xmlns:cx6="http://schemas.microsoft.com/office/drawing/2016/5/12/chartex" xmlns:cx7="http://schemas.microsoft.com/office/drawing/2016/5/13/chartex" xmlns:cx8="http://schemas.microsoft.com/office/drawing/2016/5/14/chartex" xmlns:mc="http://schemas.openxmlformats.org/markup-compatibility/2006" xmlns:aink="http://schemas.microsoft.com/office/drawing/2016/ink" xmlns:am3d="http://schemas.microsoft.com/office/drawing/2017/model3d" xmlns:o="urn:schemas-microsoft-com:office:office" xmlns:oel="http://schemas.microsoft.com/office/2019/extlst" xmlns:r="http://schemas.openxmlformats.org/officeDocument/2006/relationships" xmlns:m="http://schemas.openxmlformats.org/officeDocument/2006/math" xmlns:v="urn:schemas-microsoft-com:vml" xmlns:wp14="http://schemas.microsoft.com/office/word/2010/wordprocessingDrawing" xmlns:wp="http://schemas.openxmlformats.org/drawingml/2006/wordprocessingDrawing" xmlns:w10="urn:schemas-microsoft-com:office:word" xmlns:w="http://schemas.openxmlformats.org/wordprocessingml/2006/main" xmlns:w14="http://schemas.microsoft.com/office/word/2010/wordml" xmlns:w15="http://schemas.microsoft.com/office/word/2012/wordml" xmlns:w16cex="http://schemas.microsoft.com/office/word/2018/wordml/cex" xmlns:w16cid="http://schemas.microsoft.com/office/word/2016/wordml/cid" xmlns:w16="http://schemas.microsoft.com/office/word/2018/wordml" xmlns:w16sdtdh="http://schemas.microsoft.com/office/word/2020/wordml/sdtdatahash" xmlns:w16se="http://schemas.microsoft.com/office/word/2015/wordml/symex" xmlns:wpg="http://schemas.microsoft.com/office/word/2010/wordprocessingGroup" xmlns:wpi="http://schemas.microsoft.com/office/word/2010/wordprocessingInk" xmlns:wne="http://schemas.microsoft.com/office/word/2006/wordml" xmlns:wps="http://schemas.microsoft.com/office/word/2010/wordprocessingShape" mc:Ignorable="w14 w15 w16se w16cid w16 w16cex w16sdtdh wp14">
+<w:document xmlns:wpc="http://schemas.microsoft.com/office/word/2010/wordprocessingCanvas" xmlns:cx="http://schemas.microsoft.com/office/drawing/2014/chartex" xmlns:cx1="http://schemas.microsoft.com/office/drawing/2015/9/8/chartex" xmlns:cx2="http://schemas.microsoft.com/office/drawing/2015/10/21/chartex" xmlns:cx3="http://schemas.microsoft.com/office/drawing/2016/5/9/chartex" xmlns:cx4="http://schemas.microsoft.com/office/drawing/2016/5/10/chartex" xmlns:cx5="http://schemas.microsoft.com/office/drawing/2016/5/11/chartex" xmlns:cx6="http://schemas.microsoft.com/office/drawing/2016/5/12/chartex" xmlns:cx7="http://schemas.microsoft.com/office/drawing/2016/5/13/chartex" xmlns:cx8="http://schemas.microsoft.com/office/drawing/2016/5/14/chartex" xmlns:mc="http://schemas.openxmlformats.org/markup-compatibility/2006" xmlns:aink="http://schemas.microsoft.com/office/drawing/2016/ink" xmlns:am3d="http://schemas.microsoft.com/office/drawing/2017/model3d" xmlns:o="urn:schemas-microsoft-com:office:office" xmlns:oel="http://schemas.microsoft.com/office/2019/extlst" xmlns:r="http://schemas.openxmlformats.org/officeDocument/2006/relationships" xmlns:m="http://schemas.openxmlformats.org/officeDocument/2006/math" xmlns:v="urn:schemas-microsoft-com:vml" xmlns:wp14="http://schemas.microsoft.com/office/word/2010/wordprocessingDrawing" xmlns:wp="http://schemas.openxmlformats.org/drawingml/2006/wordprocessingDrawing" xmlns:w10="urn:schemas-microsoft-com:office:word" xmlns:w="http://schemas.openxmlformats.org/wordprocessingml/2006/main" xmlns:w14="http://schemas.microsoft.com/office/word/2010/wordml" xmlns:w15="http://schemas.microsoft.com/office/word/2012/wordml" xmlns:w16cex="http://schemas.microsoft.com/office/word/2018/wordml/cex" xmlns:w16cid="http://schemas.microsoft.com/office/word/2016/wordml/cid" xmlns:w16="http://schemas.microsoft.com/office/word/2018/wordml" xmlns:w16du="http://schemas.microsoft.com/office/word/2023/wordml/word16du" xmlns:w16sdtdh="http://schemas.microsoft.com/office/word/2020/wordml/sdtdatahash" xmlns:w16sdtfl="http://schemas.microsoft.com/office/word/2024/wordml/sdtformatlock" xmlns:w16se="http://schemas.microsoft.com/office/word/2015/wordml/symex" xmlns:wpg="http://schemas.microsoft.com/office/word/2010/wordprocessingGroup" xmlns:wpi="http://schemas.microsoft.com/office/word/2010/wordprocessingInk" xmlns:wne="http://schemas.microsoft.com/office/word/2006/wordml" xmlns:wps="http://schemas.microsoft.com/office/word/2010/wordprocessingShape" mc:Ignorable="w14 w15 w16se w16cid w16 w16cex w16sdtdh w16sdtfl w16du wp14">
   <w:body>
     <w:p>
       <w:pPr>
@@ -12,8 +12,12 @@
           <w:szCs w:val="34"/>
         </w:rPr>
         <w:sectPr>
-          <w:headerReference w:type="default" r:id="rId6"/>
-          <w:footerReference w:type="default" r:id="rId7"/>
+          <w:headerReference w:type="even" r:id="rId6"/>
+          <w:headerReference w:type="default" r:id="rId7"/>
+          <w:footerReference w:type="even" r:id="rId8"/>
+          <w:footerReference w:type="default" r:id="rId9"/>
+          <w:headerReference w:type="first" r:id="rId10"/>
+          <w:footerReference w:type="first" r:id="rId11"/>
           <w:pgSz w:w="12240" w:h="15840"/>
           <w:pgMar w:top="720" w:right="720" w:bottom="720" w:left="720" w:header="708" w:footer="708" w:gutter="0"/>
           <w:cols w:space="708"/>
@@ -132,29 +136,7 @@
                 <w:szCs w:val="24"/>
                 <w14:ligatures w14:val="none"/>
               </w:rPr>
-              <w:t>{{</w:t>
-            </w:r>
-            <w:proofErr w:type="spellStart"/>
-            <w:r>
-              <w:rPr>
-                <w:color w:val="000000" w:themeColor="text1"/>
-                <w:kern w:val="0"/>
-                <w:sz w:val="24"/>
-                <w:szCs w:val="24"/>
-                <w14:ligatures w14:val="none"/>
-              </w:rPr>
-              <w:t>RegistrantName</w:t>
-            </w:r>
-            <w:proofErr w:type="spellEnd"/>
-            <w:r>
-              <w:rPr>
-                <w:color w:val="000000" w:themeColor="text1"/>
-                <w:kern w:val="0"/>
-                <w:sz w:val="24"/>
-                <w:szCs w:val="24"/>
-                <w14:ligatures w14:val="none"/>
-              </w:rPr>
-              <w:t>}}</w:t>
+              <w:t>{{RegistrantName}}</w:t>
             </w:r>
           </w:p>
         </w:tc>
@@ -179,29 +161,7 @@
                 <w:szCs w:val="24"/>
                 <w14:ligatures w14:val="none"/>
               </w:rPr>
-              <w:t>{{</w:t>
-            </w:r>
-            <w:proofErr w:type="spellStart"/>
-            <w:r>
-              <w:rPr>
-                <w:color w:val="000000" w:themeColor="text1"/>
-                <w:kern w:val="0"/>
-                <w:sz w:val="24"/>
-                <w:szCs w:val="24"/>
-                <w14:ligatures w14:val="none"/>
-              </w:rPr>
-              <w:t>ResidenceName</w:t>
-            </w:r>
-            <w:proofErr w:type="spellEnd"/>
-            <w:r>
-              <w:rPr>
-                <w:color w:val="000000" w:themeColor="text1"/>
-                <w:kern w:val="0"/>
-                <w:sz w:val="24"/>
-                <w:szCs w:val="24"/>
-                <w14:ligatures w14:val="none"/>
-              </w:rPr>
-              <w:t>}}</w:t>
+              <w:t>{{ResidenceName}}</w:t>
             </w:r>
           </w:p>
         </w:tc>
@@ -231,29 +191,7 @@
                 <w:szCs w:val="24"/>
                 <w14:ligatures w14:val="none"/>
               </w:rPr>
-              <w:t>{{</w:t>
-            </w:r>
-            <w:proofErr w:type="spellStart"/>
-            <w:r>
-              <w:rPr>
-                <w:color w:val="000000" w:themeColor="text1"/>
-                <w:kern w:val="0"/>
-                <w:sz w:val="24"/>
-                <w:szCs w:val="24"/>
-                <w14:ligatures w14:val="none"/>
-              </w:rPr>
-              <w:t>RegistrantAddress</w:t>
-            </w:r>
-            <w:proofErr w:type="spellEnd"/>
-            <w:r>
-              <w:rPr>
-                <w:color w:val="000000" w:themeColor="text1"/>
-                <w:kern w:val="0"/>
-                <w:sz w:val="24"/>
-                <w:szCs w:val="24"/>
-                <w14:ligatures w14:val="none"/>
-              </w:rPr>
-              <w:t>}}</w:t>
+              <w:t>{{RegistrantAddress}}</w:t>
             </w:r>
           </w:p>
         </w:tc>
@@ -356,25 +294,7 @@
                 <w:sz w:val="24"/>
                 <w:szCs w:val="24"/>
               </w:rPr>
-              <w:t>{{</w:t>
-            </w:r>
-            <w:proofErr w:type="spellStart"/>
-            <w:r>
-              <w:rPr>
-                <w:color w:val="000000" w:themeColor="text1"/>
-                <w:sz w:val="24"/>
-                <w:szCs w:val="24"/>
-              </w:rPr>
-              <w:t>ResidenceAddress</w:t>
-            </w:r>
-            <w:proofErr w:type="spellEnd"/>
-            <w:r>
-              <w:rPr>
-                <w:color w:val="000000" w:themeColor="text1"/>
-                <w:sz w:val="24"/>
-                <w:szCs w:val="24"/>
-              </w:rPr>
-              <w:t>}}</w:t>
+              <w:t>{{ResidenceAddress}}</w:t>
             </w:r>
             <w:bookmarkEnd w:id="1"/>
           </w:p>
@@ -1021,25 +941,7 @@
                 <w:sz w:val="24"/>
                 <w:szCs w:val="24"/>
               </w:rPr>
-              <w:t>{{</w:t>
-            </w:r>
-            <w:proofErr w:type="spellStart"/>
-            <w:r>
-              <w:rPr>
-                <w:color w:val="000000" w:themeColor="text1"/>
-                <w:sz w:val="24"/>
-                <w:szCs w:val="24"/>
-              </w:rPr>
-              <w:t>CertificateId</w:t>
-            </w:r>
-            <w:proofErr w:type="spellEnd"/>
-            <w:r>
-              <w:rPr>
-                <w:color w:val="000000" w:themeColor="text1"/>
-                <w:sz w:val="24"/>
-                <w:szCs w:val="24"/>
-              </w:rPr>
-              <w:t>}}</w:t>
+              <w:t>{{CertificateId}}</w:t>
             </w:r>
             <w:bookmarkEnd w:id="5"/>
           </w:p>
@@ -1110,29 +1012,7 @@
                 <w:szCs w:val="24"/>
                 <w14:ligatures w14:val="none"/>
               </w:rPr>
-              <w:t>{{</w:t>
-            </w:r>
-            <w:proofErr w:type="spellStart"/>
-            <w:r>
-              <w:rPr>
-                <w:color w:val="000000" w:themeColor="text1"/>
-                <w:kern w:val="0"/>
-                <w:sz w:val="24"/>
-                <w:szCs w:val="24"/>
-                <w14:ligatures w14:val="none"/>
-              </w:rPr>
-              <w:t>TotalFeeAmount</w:t>
-            </w:r>
-            <w:proofErr w:type="spellEnd"/>
-            <w:r>
-              <w:rPr>
-                <w:color w:val="000000" w:themeColor="text1"/>
-                <w:kern w:val="0"/>
-                <w:sz w:val="24"/>
-                <w:szCs w:val="24"/>
-                <w14:ligatures w14:val="none"/>
-              </w:rPr>
-              <w:t>}}</w:t>
+              <w:t>{{TotalFeeAmount}}</w:t>
             </w:r>
             <w:bookmarkEnd w:id="6"/>
           </w:p>
@@ -1289,7 +1169,7 @@
 </file>
 
 <file path=word/endnotes.xml><?xml version="1.0" encoding="utf-8"?>
-<w:endnotes xmlns:wpc="http://schemas.microsoft.com/office/word/2010/wordprocessingCanvas" xmlns:cx="http://schemas.microsoft.com/office/drawing/2014/chartex" xmlns:cx1="http://schemas.microsoft.com/office/drawing/2015/9/8/chartex" xmlns:cx2="http://schemas.microsoft.com/office/drawing/2015/10/21/chartex" xmlns:cx3="http://schemas.microsoft.com/office/drawing/2016/5/9/chartex" xmlns:cx4="http://schemas.microsoft.com/office/drawing/2016/5/10/chartex" xmlns:cx5="http://schemas.microsoft.com/office/drawing/2016/5/11/chartex" xmlns:cx6="http://schemas.microsoft.com/office/drawing/2016/5/12/chartex" xmlns:cx7="http://schemas.microsoft.com/office/drawing/2016/5/13/chartex" xmlns:cx8="http://schemas.microsoft.com/office/drawing/2016/5/14/chartex" xmlns:mc="http://schemas.openxmlformats.org/markup-compatibility/2006" xmlns:aink="http://schemas.microsoft.com/office/drawing/2016/ink" xmlns:am3d="http://schemas.microsoft.com/office/drawing/2017/model3d" xmlns:o="urn:schemas-microsoft-com:office:office" xmlns:oel="http://schemas.microsoft.com/office/2019/extlst" xmlns:r="http://schemas.openxmlformats.org/officeDocument/2006/relationships" xmlns:m="http://schemas.openxmlformats.org/officeDocument/2006/math" xmlns:v="urn:schemas-microsoft-com:vml" xmlns:wp14="http://schemas.microsoft.com/office/word/2010/wordprocessingDrawing" xmlns:wp="http://schemas.openxmlformats.org/drawingml/2006/wordprocessingDrawing" xmlns:w10="urn:schemas-microsoft-com:office:word" xmlns:w="http://schemas.openxmlformats.org/wordprocessingml/2006/main" xmlns:w14="http://schemas.microsoft.com/office/word/2010/wordml" xmlns:w15="http://schemas.microsoft.com/office/word/2012/wordml" xmlns:w16cex="http://schemas.microsoft.com/office/word/2018/wordml/cex" xmlns:w16cid="http://schemas.microsoft.com/office/word/2016/wordml/cid" xmlns:w16="http://schemas.microsoft.com/office/word/2018/wordml" xmlns:w16sdtdh="http://schemas.microsoft.com/office/word/2020/wordml/sdtdatahash" xmlns:w16se="http://schemas.microsoft.com/office/word/2015/wordml/symex" xmlns:wpg="http://schemas.microsoft.com/office/word/2010/wordprocessingGroup" xmlns:wpi="http://schemas.microsoft.com/office/word/2010/wordprocessingInk" xmlns:wne="http://schemas.microsoft.com/office/word/2006/wordml" xmlns:wps="http://schemas.microsoft.com/office/word/2010/wordprocessingShape" mc:Ignorable="w14 w15 w16se w16cid w16 w16cex w16sdtdh wp14">
+<w:endnotes xmlns:wpc="http://schemas.microsoft.com/office/word/2010/wordprocessingCanvas" xmlns:cx="http://schemas.microsoft.com/office/drawing/2014/chartex" xmlns:cx1="http://schemas.microsoft.com/office/drawing/2015/9/8/chartex" xmlns:cx2="http://schemas.microsoft.com/office/drawing/2015/10/21/chartex" xmlns:cx3="http://schemas.microsoft.com/office/drawing/2016/5/9/chartex" xmlns:cx4="http://schemas.microsoft.com/office/drawing/2016/5/10/chartex" xmlns:cx5="http://schemas.microsoft.com/office/drawing/2016/5/11/chartex" xmlns:cx6="http://schemas.microsoft.com/office/drawing/2016/5/12/chartex" xmlns:cx7="http://schemas.microsoft.com/office/drawing/2016/5/13/chartex" xmlns:cx8="http://schemas.microsoft.com/office/drawing/2016/5/14/chartex" xmlns:mc="http://schemas.openxmlformats.org/markup-compatibility/2006" xmlns:aink="http://schemas.microsoft.com/office/drawing/2016/ink" xmlns:am3d="http://schemas.microsoft.com/office/drawing/2017/model3d" xmlns:o="urn:schemas-microsoft-com:office:office" xmlns:oel="http://schemas.microsoft.com/office/2019/extlst" xmlns:r="http://schemas.openxmlformats.org/officeDocument/2006/relationships" xmlns:m="http://schemas.openxmlformats.org/officeDocument/2006/math" xmlns:v="urn:schemas-microsoft-com:vml" xmlns:wp14="http://schemas.microsoft.com/office/word/2010/wordprocessingDrawing" xmlns:wp="http://schemas.openxmlformats.org/drawingml/2006/wordprocessingDrawing" xmlns:w10="urn:schemas-microsoft-com:office:word" xmlns:w="http://schemas.openxmlformats.org/wordprocessingml/2006/main" xmlns:w14="http://schemas.microsoft.com/office/word/2010/wordml" xmlns:w15="http://schemas.microsoft.com/office/word/2012/wordml" xmlns:w16cex="http://schemas.microsoft.com/office/word/2018/wordml/cex" xmlns:w16cid="http://schemas.microsoft.com/office/word/2016/wordml/cid" xmlns:w16="http://schemas.microsoft.com/office/word/2018/wordml" xmlns:w16du="http://schemas.microsoft.com/office/word/2023/wordml/word16du" xmlns:w16sdtdh="http://schemas.microsoft.com/office/word/2020/wordml/sdtdatahash" xmlns:w16sdtfl="http://schemas.microsoft.com/office/word/2024/wordml/sdtformatlock" xmlns:w16se="http://schemas.microsoft.com/office/word/2015/wordml/symex" xmlns:wpg="http://schemas.microsoft.com/office/word/2010/wordprocessingGroup" xmlns:wpi="http://schemas.microsoft.com/office/word/2010/wordprocessingInk" xmlns:wne="http://schemas.microsoft.com/office/word/2006/wordml" xmlns:wps="http://schemas.microsoft.com/office/word/2010/wordprocessingShape" mc:Ignorable="w14 w15 w16se w16cid w16 w16cex w16sdtdh w16sdtfl w16du wp14">
   <w:endnote w:type="separator" w:id="-1">
     <w:p>
       <w:pPr>
@@ -1314,7 +1194,17 @@
 </file>
 
 <file path=word/footer1.xml><?xml version="1.0" encoding="utf-8"?>
-<w:ftr xmlns:wpc="http://schemas.microsoft.com/office/word/2010/wordprocessingCanvas" xmlns:cx="http://schemas.microsoft.com/office/drawing/2014/chartex" xmlns:cx1="http://schemas.microsoft.com/office/drawing/2015/9/8/chartex" xmlns:cx2="http://schemas.microsoft.com/office/drawing/2015/10/21/chartex" xmlns:cx3="http://schemas.microsoft.com/office/drawing/2016/5/9/chartex" xmlns:cx4="http://schemas.microsoft.com/office/drawing/2016/5/10/chartex" xmlns:cx5="http://schemas.microsoft.com/office/drawing/2016/5/11/chartex" xmlns:cx6="http://schemas.microsoft.com/office/drawing/2016/5/12/chartex" xmlns:cx7="http://schemas.microsoft.com/office/drawing/2016/5/13/chartex" xmlns:cx8="http://schemas.microsoft.com/office/drawing/2016/5/14/chartex" xmlns:mc="http://schemas.openxmlformats.org/markup-compatibility/2006" xmlns:aink="http://schemas.microsoft.com/office/drawing/2016/ink" xmlns:am3d="http://schemas.microsoft.com/office/drawing/2017/model3d" xmlns:o="urn:schemas-microsoft-com:office:office" xmlns:oel="http://schemas.microsoft.com/office/2019/extlst" xmlns:r="http://schemas.openxmlformats.org/officeDocument/2006/relationships" xmlns:m="http://schemas.openxmlformats.org/officeDocument/2006/math" xmlns:v="urn:schemas-microsoft-com:vml" xmlns:wp14="http://schemas.microsoft.com/office/word/2010/wordprocessingDrawing" xmlns:wp="http://schemas.openxmlformats.org/drawingml/2006/wordprocessingDrawing" xmlns:w10="urn:schemas-microsoft-com:office:word" xmlns:w="http://schemas.openxmlformats.org/wordprocessingml/2006/main" xmlns:w14="http://schemas.microsoft.com/office/word/2010/wordml" xmlns:w15="http://schemas.microsoft.com/office/word/2012/wordml" xmlns:w16cex="http://schemas.microsoft.com/office/word/2018/wordml/cex" xmlns:w16cid="http://schemas.microsoft.com/office/word/2016/wordml/cid" xmlns:w16="http://schemas.microsoft.com/office/word/2018/wordml" xmlns:w16sdtdh="http://schemas.microsoft.com/office/word/2020/wordml/sdtdatahash" xmlns:w16se="http://schemas.microsoft.com/office/word/2015/wordml/symex" xmlns:wpg="http://schemas.microsoft.com/office/word/2010/wordprocessingGroup" xmlns:wpi="http://schemas.microsoft.com/office/word/2010/wordprocessingInk" xmlns:wne="http://schemas.microsoft.com/office/word/2006/wordml" xmlns:wps="http://schemas.microsoft.com/office/word/2010/wordprocessingShape" mc:Ignorable="w14 w15 w16se w16cid w16 w16cex w16sdtdh wp14">
+<w:ftr xmlns:wpc="http://schemas.microsoft.com/office/word/2010/wordprocessingCanvas" xmlns:cx="http://schemas.microsoft.com/office/drawing/2014/chartex" xmlns:cx1="http://schemas.microsoft.com/office/drawing/2015/9/8/chartex" xmlns:cx2="http://schemas.microsoft.com/office/drawing/2015/10/21/chartex" xmlns:cx3="http://schemas.microsoft.com/office/drawing/2016/5/9/chartex" xmlns:cx4="http://schemas.microsoft.com/office/drawing/2016/5/10/chartex" xmlns:cx5="http://schemas.microsoft.com/office/drawing/2016/5/11/chartex" xmlns:cx6="http://schemas.microsoft.com/office/drawing/2016/5/12/chartex" xmlns:cx7="http://schemas.microsoft.com/office/drawing/2016/5/13/chartex" xmlns:cx8="http://schemas.microsoft.com/office/drawing/2016/5/14/chartex" xmlns:mc="http://schemas.openxmlformats.org/markup-compatibility/2006" xmlns:aink="http://schemas.microsoft.com/office/drawing/2016/ink" xmlns:am3d="http://schemas.microsoft.com/office/drawing/2017/model3d" xmlns:o="urn:schemas-microsoft-com:office:office" xmlns:oel="http://schemas.microsoft.com/office/2019/extlst" xmlns:r="http://schemas.openxmlformats.org/officeDocument/2006/relationships" xmlns:m="http://schemas.openxmlformats.org/officeDocument/2006/math" xmlns:v="urn:schemas-microsoft-com:vml" xmlns:wp14="http://schemas.microsoft.com/office/word/2010/wordprocessingDrawing" xmlns:wp="http://schemas.openxmlformats.org/drawingml/2006/wordprocessingDrawing" xmlns:w10="urn:schemas-microsoft-com:office:word" xmlns:w="http://schemas.openxmlformats.org/wordprocessingml/2006/main" xmlns:w14="http://schemas.microsoft.com/office/word/2010/wordml" xmlns:w15="http://schemas.microsoft.com/office/word/2012/wordml" xmlns:w16cex="http://schemas.microsoft.com/office/word/2018/wordml/cex" xmlns:w16cid="http://schemas.microsoft.com/office/word/2016/wordml/cid" xmlns:w16="http://schemas.microsoft.com/office/word/2018/wordml" xmlns:w16du="http://schemas.microsoft.com/office/word/2023/wordml/word16du" xmlns:w16sdtdh="http://schemas.microsoft.com/office/word/2020/wordml/sdtdatahash" xmlns:w16sdtfl="http://schemas.microsoft.com/office/word/2024/wordml/sdtformatlock" xmlns:w16se="http://schemas.microsoft.com/office/word/2015/wordml/symex" xmlns:wpg="http://schemas.microsoft.com/office/word/2010/wordprocessingGroup" xmlns:wpi="http://schemas.microsoft.com/office/word/2010/wordprocessingInk" xmlns:wne="http://schemas.microsoft.com/office/word/2006/wordml" xmlns:wps="http://schemas.microsoft.com/office/word/2010/wordprocessingShape" mc:Ignorable="w14 w15 w16se w16cid w16 w16cex w16sdtdh w16sdtfl w16du wp14">
+  <w:p>
+    <w:pPr>
+      <w:pStyle w:val="Footer"/>
+    </w:pPr>
+  </w:p>
+</w:ftr>
+</file>
+
+<file path=word/footer2.xml><?xml version="1.0" encoding="utf-8"?>
+<w:ftr xmlns:wpc="http://schemas.microsoft.com/office/word/2010/wordprocessingCanvas" xmlns:cx="http://schemas.microsoft.com/office/drawing/2014/chartex" xmlns:cx1="http://schemas.microsoft.com/office/drawing/2015/9/8/chartex" xmlns:cx2="http://schemas.microsoft.com/office/drawing/2015/10/21/chartex" xmlns:cx3="http://schemas.microsoft.com/office/drawing/2016/5/9/chartex" xmlns:cx4="http://schemas.microsoft.com/office/drawing/2016/5/10/chartex" xmlns:cx5="http://schemas.microsoft.com/office/drawing/2016/5/11/chartex" xmlns:cx6="http://schemas.microsoft.com/office/drawing/2016/5/12/chartex" xmlns:cx7="http://schemas.microsoft.com/office/drawing/2016/5/13/chartex" xmlns:cx8="http://schemas.microsoft.com/office/drawing/2016/5/14/chartex" xmlns:mc="http://schemas.openxmlformats.org/markup-compatibility/2006" xmlns:aink="http://schemas.microsoft.com/office/drawing/2016/ink" xmlns:am3d="http://schemas.microsoft.com/office/drawing/2017/model3d" xmlns:o="urn:schemas-microsoft-com:office:office" xmlns:oel="http://schemas.microsoft.com/office/2019/extlst" xmlns:r="http://schemas.openxmlformats.org/officeDocument/2006/relationships" xmlns:m="http://schemas.openxmlformats.org/officeDocument/2006/math" xmlns:v="urn:schemas-microsoft-com:vml" xmlns:wp14="http://schemas.microsoft.com/office/word/2010/wordprocessingDrawing" xmlns:wp="http://schemas.openxmlformats.org/drawingml/2006/wordprocessingDrawing" xmlns:w10="urn:schemas-microsoft-com:office:word" xmlns:w="http://schemas.openxmlformats.org/wordprocessingml/2006/main" xmlns:w14="http://schemas.microsoft.com/office/word/2010/wordml" xmlns:w15="http://schemas.microsoft.com/office/word/2012/wordml" xmlns:w16cex="http://schemas.microsoft.com/office/word/2018/wordml/cex" xmlns:w16cid="http://schemas.microsoft.com/office/word/2016/wordml/cid" xmlns:w16="http://schemas.microsoft.com/office/word/2018/wordml" xmlns:w16du="http://schemas.microsoft.com/office/word/2023/wordml/word16du" xmlns:w16sdtdh="http://schemas.microsoft.com/office/word/2020/wordml/sdtdatahash" xmlns:w16sdtfl="http://schemas.microsoft.com/office/word/2024/wordml/sdtformatlock" xmlns:w16se="http://schemas.microsoft.com/office/word/2015/wordml/symex" xmlns:wpg="http://schemas.microsoft.com/office/word/2010/wordprocessingGroup" xmlns:wpi="http://schemas.microsoft.com/office/word/2010/wordprocessingInk" xmlns:wne="http://schemas.microsoft.com/office/word/2006/wordml" xmlns:wps="http://schemas.microsoft.com/office/word/2010/wordprocessingShape" mc:Ignorable="w14 w15 w16se w16cid w16 w16cex w16sdtdh w16sdtfl w16du wp14">
   <w:p>
     <w:pPr>
       <w:jc w:val="right"/>
@@ -1425,8 +1315,18 @@
 </w:ftr>
 </file>
 
+<file path=word/footer3.xml><?xml version="1.0" encoding="utf-8"?>
+<w:ftr xmlns:wpc="http://schemas.microsoft.com/office/word/2010/wordprocessingCanvas" xmlns:cx="http://schemas.microsoft.com/office/drawing/2014/chartex" xmlns:cx1="http://schemas.microsoft.com/office/drawing/2015/9/8/chartex" xmlns:cx2="http://schemas.microsoft.com/office/drawing/2015/10/21/chartex" xmlns:cx3="http://schemas.microsoft.com/office/drawing/2016/5/9/chartex" xmlns:cx4="http://schemas.microsoft.com/office/drawing/2016/5/10/chartex" xmlns:cx5="http://schemas.microsoft.com/office/drawing/2016/5/11/chartex" xmlns:cx6="http://schemas.microsoft.com/office/drawing/2016/5/12/chartex" xmlns:cx7="http://schemas.microsoft.com/office/drawing/2016/5/13/chartex" xmlns:cx8="http://schemas.microsoft.com/office/drawing/2016/5/14/chartex" xmlns:mc="http://schemas.openxmlformats.org/markup-compatibility/2006" xmlns:aink="http://schemas.microsoft.com/office/drawing/2016/ink" xmlns:am3d="http://schemas.microsoft.com/office/drawing/2017/model3d" xmlns:o="urn:schemas-microsoft-com:office:office" xmlns:oel="http://schemas.microsoft.com/office/2019/extlst" xmlns:r="http://schemas.openxmlformats.org/officeDocument/2006/relationships" xmlns:m="http://schemas.openxmlformats.org/officeDocument/2006/math" xmlns:v="urn:schemas-microsoft-com:vml" xmlns:wp14="http://schemas.microsoft.com/office/word/2010/wordprocessingDrawing" xmlns:wp="http://schemas.openxmlformats.org/drawingml/2006/wordprocessingDrawing" xmlns:w10="urn:schemas-microsoft-com:office:word" xmlns:w="http://schemas.openxmlformats.org/wordprocessingml/2006/main" xmlns:w14="http://schemas.microsoft.com/office/word/2010/wordml" xmlns:w15="http://schemas.microsoft.com/office/word/2012/wordml" xmlns:w16cex="http://schemas.microsoft.com/office/word/2018/wordml/cex" xmlns:w16cid="http://schemas.microsoft.com/office/word/2016/wordml/cid" xmlns:w16="http://schemas.microsoft.com/office/word/2018/wordml" xmlns:w16du="http://schemas.microsoft.com/office/word/2023/wordml/word16du" xmlns:w16sdtdh="http://schemas.microsoft.com/office/word/2020/wordml/sdtdatahash" xmlns:w16sdtfl="http://schemas.microsoft.com/office/word/2024/wordml/sdtformatlock" xmlns:w16se="http://schemas.microsoft.com/office/word/2015/wordml/symex" xmlns:wpg="http://schemas.microsoft.com/office/word/2010/wordprocessingGroup" xmlns:wpi="http://schemas.microsoft.com/office/word/2010/wordprocessingInk" xmlns:wne="http://schemas.microsoft.com/office/word/2006/wordml" xmlns:wps="http://schemas.microsoft.com/office/word/2010/wordprocessingShape" mc:Ignorable="w14 w15 w16se w16cid w16 w16cex w16sdtdh w16sdtfl w16du wp14">
+  <w:p>
+    <w:pPr>
+      <w:pStyle w:val="Footer"/>
+    </w:pPr>
+  </w:p>
+</w:ftr>
+</file>
+
 <file path=word/footnotes.xml><?xml version="1.0" encoding="utf-8"?>
-<w:footnotes xmlns:wpc="http://schemas.microsoft.com/office/word/2010/wordprocessingCanvas" xmlns:cx="http://schemas.microsoft.com/office/drawing/2014/chartex" xmlns:cx1="http://schemas.microsoft.com/office/drawing/2015/9/8/chartex" xmlns:cx2="http://schemas.microsoft.com/office/drawing/2015/10/21/chartex" xmlns:cx3="http://schemas.microsoft.com/office/drawing/2016/5/9/chartex" xmlns:cx4="http://schemas.microsoft.com/office/drawing/2016/5/10/chartex" xmlns:cx5="http://schemas.microsoft.com/office/drawing/2016/5/11/chartex" xmlns:cx6="http://schemas.microsoft.com/office/drawing/2016/5/12/chartex" xmlns:cx7="http://schemas.microsoft.com/office/drawing/2016/5/13/chartex" xmlns:cx8="http://schemas.microsoft.com/office/drawing/2016/5/14/chartex" xmlns:mc="http://schemas.openxmlformats.org/markup-compatibility/2006" xmlns:aink="http://schemas.microsoft.com/office/drawing/2016/ink" xmlns:am3d="http://schemas.microsoft.com/office/drawing/2017/model3d" xmlns:o="urn:schemas-microsoft-com:office:office" xmlns:oel="http://schemas.microsoft.com/office/2019/extlst" xmlns:r="http://schemas.openxmlformats.org/officeDocument/2006/relationships" xmlns:m="http://schemas.openxmlformats.org/officeDocument/2006/math" xmlns:v="urn:schemas-microsoft-com:vml" xmlns:wp14="http://schemas.microsoft.com/office/word/2010/wordprocessingDrawing" xmlns:wp="http://schemas.openxmlformats.org/drawingml/2006/wordprocessingDrawing" xmlns:w10="urn:schemas-microsoft-com:office:word" xmlns:w="http://schemas.openxmlformats.org/wordprocessingml/2006/main" xmlns:w14="http://schemas.microsoft.com/office/word/2010/wordml" xmlns:w15="http://schemas.microsoft.com/office/word/2012/wordml" xmlns:w16cex="http://schemas.microsoft.com/office/word/2018/wordml/cex" xmlns:w16cid="http://schemas.microsoft.com/office/word/2016/wordml/cid" xmlns:w16="http://schemas.microsoft.com/office/word/2018/wordml" xmlns:w16sdtdh="http://schemas.microsoft.com/office/word/2020/wordml/sdtdatahash" xmlns:w16se="http://schemas.microsoft.com/office/word/2015/wordml/symex" xmlns:wpg="http://schemas.microsoft.com/office/word/2010/wordprocessingGroup" xmlns:wpi="http://schemas.microsoft.com/office/word/2010/wordprocessingInk" xmlns:wne="http://schemas.microsoft.com/office/word/2006/wordml" xmlns:wps="http://schemas.microsoft.com/office/word/2010/wordprocessingShape" mc:Ignorable="w14 w15 w16se w16cid w16 w16cex w16sdtdh wp14">
+<w:footnotes xmlns:wpc="http://schemas.microsoft.com/office/word/2010/wordprocessingCanvas" xmlns:cx="http://schemas.microsoft.com/office/drawing/2014/chartex" xmlns:cx1="http://schemas.microsoft.com/office/drawing/2015/9/8/chartex" xmlns:cx2="http://schemas.microsoft.com/office/drawing/2015/10/21/chartex" xmlns:cx3="http://schemas.microsoft.com/office/drawing/2016/5/9/chartex" xmlns:cx4="http://schemas.microsoft.com/office/drawing/2016/5/10/chartex" xmlns:cx5="http://schemas.microsoft.com/office/drawing/2016/5/11/chartex" xmlns:cx6="http://schemas.microsoft.com/office/drawing/2016/5/12/chartex" xmlns:cx7="http://schemas.microsoft.com/office/drawing/2016/5/13/chartex" xmlns:cx8="http://schemas.microsoft.com/office/drawing/2016/5/14/chartex" xmlns:mc="http://schemas.openxmlformats.org/markup-compatibility/2006" xmlns:aink="http://schemas.microsoft.com/office/drawing/2016/ink" xmlns:am3d="http://schemas.microsoft.com/office/drawing/2017/model3d" xmlns:o="urn:schemas-microsoft-com:office:office" xmlns:oel="http://schemas.microsoft.com/office/2019/extlst" xmlns:r="http://schemas.openxmlformats.org/officeDocument/2006/relationships" xmlns:m="http://schemas.openxmlformats.org/officeDocument/2006/math" xmlns:v="urn:schemas-microsoft-com:vml" xmlns:wp14="http://schemas.microsoft.com/office/word/2010/wordprocessingDrawing" xmlns:wp="http://schemas.openxmlformats.org/drawingml/2006/wordprocessingDrawing" xmlns:w10="urn:schemas-microsoft-com:office:word" xmlns:w="http://schemas.openxmlformats.org/wordprocessingml/2006/main" xmlns:w14="http://schemas.microsoft.com/office/word/2010/wordml" xmlns:w15="http://schemas.microsoft.com/office/word/2012/wordml" xmlns:w16cex="http://schemas.microsoft.com/office/word/2018/wordml/cex" xmlns:w16cid="http://schemas.microsoft.com/office/word/2016/wordml/cid" xmlns:w16="http://schemas.microsoft.com/office/word/2018/wordml" xmlns:w16du="http://schemas.microsoft.com/office/word/2023/wordml/word16du" xmlns:w16sdtdh="http://schemas.microsoft.com/office/word/2020/wordml/sdtdatahash" xmlns:w16sdtfl="http://schemas.microsoft.com/office/word/2024/wordml/sdtformatlock" xmlns:w16se="http://schemas.microsoft.com/office/word/2015/wordml/symex" xmlns:wpg="http://schemas.microsoft.com/office/word/2010/wordprocessingGroup" xmlns:wpi="http://schemas.microsoft.com/office/word/2010/wordprocessingInk" xmlns:wne="http://schemas.microsoft.com/office/word/2006/wordml" xmlns:wps="http://schemas.microsoft.com/office/word/2010/wordprocessingShape" mc:Ignorable="w14 w15 w16se w16cid w16 w16cex w16sdtdh w16sdtfl w16du wp14">
   <w:footnote w:type="separator" w:id="-1">
     <w:p>
       <w:pPr>
@@ -1451,7 +1351,17 @@
 </file>
 
 <file path=word/header1.xml><?xml version="1.0" encoding="utf-8"?>
-<w:hdr xmlns:wpc="http://schemas.microsoft.com/office/word/2010/wordprocessingCanvas" xmlns:cx="http://schemas.microsoft.com/office/drawing/2014/chartex" xmlns:cx1="http://schemas.microsoft.com/office/drawing/2015/9/8/chartex" xmlns:cx2="http://schemas.microsoft.com/office/drawing/2015/10/21/chartex" xmlns:cx3="http://schemas.microsoft.com/office/drawing/2016/5/9/chartex" xmlns:cx4="http://schemas.microsoft.com/office/drawing/2016/5/10/chartex" xmlns:cx5="http://schemas.microsoft.com/office/drawing/2016/5/11/chartex" xmlns:cx6="http://schemas.microsoft.com/office/drawing/2016/5/12/chartex" xmlns:cx7="http://schemas.microsoft.com/office/drawing/2016/5/13/chartex" xmlns:cx8="http://schemas.microsoft.com/office/drawing/2016/5/14/chartex" xmlns:mc="http://schemas.openxmlformats.org/markup-compatibility/2006" xmlns:aink="http://schemas.microsoft.com/office/drawing/2016/ink" xmlns:am3d="http://schemas.microsoft.com/office/drawing/2017/model3d" xmlns:o="urn:schemas-microsoft-com:office:office" xmlns:oel="http://schemas.microsoft.com/office/2019/extlst" xmlns:r="http://schemas.openxmlformats.org/officeDocument/2006/relationships" xmlns:m="http://schemas.openxmlformats.org/officeDocument/2006/math" xmlns:v="urn:schemas-microsoft-com:vml" xmlns:wp14="http://schemas.microsoft.com/office/word/2010/wordprocessingDrawing" xmlns:wp="http://schemas.openxmlformats.org/drawingml/2006/wordprocessingDrawing" xmlns:w10="urn:schemas-microsoft-com:office:word" xmlns:w="http://schemas.openxmlformats.org/wordprocessingml/2006/main" xmlns:w14="http://schemas.microsoft.com/office/word/2010/wordml" xmlns:w15="http://schemas.microsoft.com/office/word/2012/wordml" xmlns:w16cex="http://schemas.microsoft.com/office/word/2018/wordml/cex" xmlns:w16cid="http://schemas.microsoft.com/office/word/2016/wordml/cid" xmlns:w16="http://schemas.microsoft.com/office/word/2018/wordml" xmlns:w16sdtdh="http://schemas.microsoft.com/office/word/2020/wordml/sdtdatahash" xmlns:w16se="http://schemas.microsoft.com/office/word/2015/wordml/symex" xmlns:wpg="http://schemas.microsoft.com/office/word/2010/wordprocessingGroup" xmlns:wpi="http://schemas.microsoft.com/office/word/2010/wordprocessingInk" xmlns:wne="http://schemas.microsoft.com/office/word/2006/wordml" xmlns:wps="http://schemas.microsoft.com/office/word/2010/wordprocessingShape" mc:Ignorable="w14 w15 w16se w16cid w16 w16cex w16sdtdh wp14">
+<w:hdr xmlns:wpc="http://schemas.microsoft.com/office/word/2010/wordprocessingCanvas" xmlns:cx="http://schemas.microsoft.com/office/drawing/2014/chartex" xmlns:cx1="http://schemas.microsoft.com/office/drawing/2015/9/8/chartex" xmlns:cx2="http://schemas.microsoft.com/office/drawing/2015/10/21/chartex" xmlns:cx3="http://schemas.microsoft.com/office/drawing/2016/5/9/chartex" xmlns:cx4="http://schemas.microsoft.com/office/drawing/2016/5/10/chartex" xmlns:cx5="http://schemas.microsoft.com/office/drawing/2016/5/11/chartex" xmlns:cx6="http://schemas.microsoft.com/office/drawing/2016/5/12/chartex" xmlns:cx7="http://schemas.microsoft.com/office/drawing/2016/5/13/chartex" xmlns:cx8="http://schemas.microsoft.com/office/drawing/2016/5/14/chartex" xmlns:mc="http://schemas.openxmlformats.org/markup-compatibility/2006" xmlns:aink="http://schemas.microsoft.com/office/drawing/2016/ink" xmlns:am3d="http://schemas.microsoft.com/office/drawing/2017/model3d" xmlns:o="urn:schemas-microsoft-com:office:office" xmlns:oel="http://schemas.microsoft.com/office/2019/extlst" xmlns:r="http://schemas.openxmlformats.org/officeDocument/2006/relationships" xmlns:m="http://schemas.openxmlformats.org/officeDocument/2006/math" xmlns:v="urn:schemas-microsoft-com:vml" xmlns:wp14="http://schemas.microsoft.com/office/word/2010/wordprocessingDrawing" xmlns:wp="http://schemas.openxmlformats.org/drawingml/2006/wordprocessingDrawing" xmlns:w10="urn:schemas-microsoft-com:office:word" xmlns:w="http://schemas.openxmlformats.org/wordprocessingml/2006/main" xmlns:w14="http://schemas.microsoft.com/office/word/2010/wordml" xmlns:w15="http://schemas.microsoft.com/office/word/2012/wordml" xmlns:w16cex="http://schemas.microsoft.com/office/word/2018/wordml/cex" xmlns:w16cid="http://schemas.microsoft.com/office/word/2016/wordml/cid" xmlns:w16="http://schemas.microsoft.com/office/word/2018/wordml" xmlns:w16du="http://schemas.microsoft.com/office/word/2023/wordml/word16du" xmlns:w16sdtdh="http://schemas.microsoft.com/office/word/2020/wordml/sdtdatahash" xmlns:w16sdtfl="http://schemas.microsoft.com/office/word/2024/wordml/sdtformatlock" xmlns:w16se="http://schemas.microsoft.com/office/word/2015/wordml/symex" xmlns:wpg="http://schemas.microsoft.com/office/word/2010/wordprocessingGroup" xmlns:wpi="http://schemas.microsoft.com/office/word/2010/wordprocessingInk" xmlns:wne="http://schemas.microsoft.com/office/word/2006/wordml" xmlns:wps="http://schemas.microsoft.com/office/word/2010/wordprocessingShape" mc:Ignorable="w14 w15 w16se w16cid w16 w16cex w16sdtdh w16sdtfl w16du wp14">
+  <w:p>
+    <w:pPr>
+      <w:pStyle w:val="Header"/>
+    </w:pPr>
+  </w:p>
+</w:hdr>
+</file>
+
+<file path=word/header2.xml><?xml version="1.0" encoding="utf-8"?>
+<w:hdr xmlns:wpc="http://schemas.microsoft.com/office/word/2010/wordprocessingCanvas" xmlns:cx="http://schemas.microsoft.com/office/drawing/2014/chartex" xmlns:cx1="http://schemas.microsoft.com/office/drawing/2015/9/8/chartex" xmlns:cx2="http://schemas.microsoft.com/office/drawing/2015/10/21/chartex" xmlns:cx3="http://schemas.microsoft.com/office/drawing/2016/5/9/chartex" xmlns:cx4="http://schemas.microsoft.com/office/drawing/2016/5/10/chartex" xmlns:cx5="http://schemas.microsoft.com/office/drawing/2016/5/11/chartex" xmlns:cx6="http://schemas.microsoft.com/office/drawing/2016/5/12/chartex" xmlns:cx7="http://schemas.microsoft.com/office/drawing/2016/5/13/chartex" xmlns:cx8="http://schemas.microsoft.com/office/drawing/2016/5/14/chartex" xmlns:mc="http://schemas.openxmlformats.org/markup-compatibility/2006" xmlns:aink="http://schemas.microsoft.com/office/drawing/2016/ink" xmlns:am3d="http://schemas.microsoft.com/office/drawing/2017/model3d" xmlns:o="urn:schemas-microsoft-com:office:office" xmlns:oel="http://schemas.microsoft.com/office/2019/extlst" xmlns:r="http://schemas.openxmlformats.org/officeDocument/2006/relationships" xmlns:m="http://schemas.openxmlformats.org/officeDocument/2006/math" xmlns:v="urn:schemas-microsoft-com:vml" xmlns:wp14="http://schemas.microsoft.com/office/word/2010/wordprocessingDrawing" xmlns:wp="http://schemas.openxmlformats.org/drawingml/2006/wordprocessingDrawing" xmlns:w10="urn:schemas-microsoft-com:office:word" xmlns:w="http://schemas.openxmlformats.org/wordprocessingml/2006/main" xmlns:w14="http://schemas.microsoft.com/office/word/2010/wordml" xmlns:w15="http://schemas.microsoft.com/office/word/2012/wordml" xmlns:w16cex="http://schemas.microsoft.com/office/word/2018/wordml/cex" xmlns:w16cid="http://schemas.microsoft.com/office/word/2016/wordml/cid" xmlns:w16="http://schemas.microsoft.com/office/word/2018/wordml" xmlns:w16du="http://schemas.microsoft.com/office/word/2023/wordml/word16du" xmlns:w16sdtdh="http://schemas.microsoft.com/office/word/2020/wordml/sdtdatahash" xmlns:w16sdtfl="http://schemas.microsoft.com/office/word/2024/wordml/sdtformatlock" xmlns:w16se="http://schemas.microsoft.com/office/word/2015/wordml/symex" xmlns:wpg="http://schemas.microsoft.com/office/word/2010/wordprocessingGroup" xmlns:wpi="http://schemas.microsoft.com/office/word/2010/wordprocessingInk" xmlns:wne="http://schemas.microsoft.com/office/word/2006/wordml" xmlns:wps="http://schemas.microsoft.com/office/word/2010/wordprocessingShape" mc:Ignorable="w14 w15 w16se w16cid w16 w16cex w16sdtdh w16sdtfl w16du wp14">
   <w:p>
     <w:pPr>
       <w:rPr>
@@ -1589,67 +1499,39 @@
         <w:b/>
         <w:bCs/>
         <w:noProof/>
-        <w:sz w:val="22"/>
-      </w:rPr>
-      <w:t xml:space="preserve">        </w:t>
+        <w:sz w:val="28"/>
+        <w:szCs w:val="28"/>
+      </w:rPr>
+      <w:t xml:space="preserve">     </w:t>
     </w:r>
     <w:bookmarkStart w:id="0" w:name="OLE_LINK2"/>
     <w:r>
       <w:rPr>
         <w:b/>
         <w:bCs/>
-        <w:sz w:val="30"/>
-        <w:szCs w:val="30"/>
-      </w:rPr>
-      <w:t xml:space="preserve">Invoice </w:t>
+        <w:sz w:val="28"/>
+        <w:szCs w:val="28"/>
+      </w:rPr>
+      <w:t>Invoice #:</w:t>
     </w:r>
     <w:r>
       <w:rPr>
         <w:b/>
         <w:bCs/>
-        <w:sz w:val="30"/>
-        <w:szCs w:val="32"/>
-      </w:rPr>
-      <w:t>#:</w:t>
-    </w:r>
+        <w:sz w:val="28"/>
+        <w:szCs w:val="28"/>
+      </w:rPr>
+      <w:t xml:space="preserve"> </w:t>
+    </w:r>
+    <w:bookmarkEnd w:id="0"/>
     <w:r>
       <w:rPr>
         <w:b/>
         <w:bCs/>
-        <w:sz w:val="30"/>
-        <w:szCs w:val="32"/>
-      </w:rPr>
-      <w:t xml:space="preserve"> </w:t>
-    </w:r>
-    <w:bookmarkEnd w:id="0"/>
-    <w:r>
-      <w:rPr>
-        <w:b/>
-        <w:bCs/>
-        <w:sz w:val="30"/>
-        <w:szCs w:val="30"/>
-      </w:rPr>
-      <w:t>{{</w:t>
-    </w:r>
-    <w:proofErr w:type="spellStart"/>
-    <w:r>
-      <w:rPr>
-        <w:b/>
-        <w:bCs/>
-        <w:sz w:val="30"/>
-        <w:szCs w:val="30"/>
-      </w:rPr>
-      <w:t>InvoiceId</w:t>
-    </w:r>
-    <w:proofErr w:type="spellEnd"/>
-    <w:r>
-      <w:rPr>
-        <w:b/>
-        <w:bCs/>
-        <w:sz w:val="30"/>
-        <w:szCs w:val="30"/>
-      </w:rPr>
-      <w:t>}}</w:t>
+        <w:sz w:val="28"/>
+        <w:szCs w:val="28"/>
+      </w:rPr>
+      <w:t>{{InvoiceId}}</w:t>
     </w:r>
     <w:r>
       <w:rPr>
@@ -1687,15 +1569,6 @@
         <w:sz w:val="22"/>
       </w:rPr>
       <w:t xml:space="preserve">                                             </w:t>
-    </w:r>
-    <w:r>
-      <w:rPr>
-        <w:i/>
-        <w:iCs/>
-        <w:noProof/>
-        <w:sz w:val="22"/>
-      </w:rPr>
-      <w:t xml:space="preserve"> </w:t>
     </w:r>
     <w:r>
       <w:rPr>
@@ -1733,25 +1606,7 @@
         <w:szCs w:val="20"/>
         <w14:ligatures w14:val="none"/>
       </w:rPr>
-      <w:t>{{</w:t>
-    </w:r>
-    <w:proofErr w:type="spellStart"/>
-    <w:r>
-      <w:rPr>
-        <w:kern w:val="0"/>
-        <w:szCs w:val="20"/>
-        <w14:ligatures w14:val="none"/>
-      </w:rPr>
-      <w:t>InvoiceCreatedDate</w:t>
-    </w:r>
-    <w:proofErr w:type="spellEnd"/>
-    <w:r>
-      <w:rPr>
-        <w:kern w:val="0"/>
-        <w:szCs w:val="20"/>
-        <w14:ligatures w14:val="none"/>
-      </w:rPr>
-      <w:t>}}</w:t>
+      <w:t>{{InvoiceCreatedDate}}</w:t>
     </w:r>
     <w:r>
       <w:rPr>
@@ -1784,7 +1639,28 @@
         <w:noProof/>
         <w:szCs w:val="20"/>
       </w:rPr>
-      <w:t>PO Box 9601 STN Prov Gov</w:t>
+      <w:t>PO Box 960</w:t>
+    </w:r>
+    <w:r>
+      <w:rPr>
+        <w:noProof/>
+        <w:szCs w:val="20"/>
+      </w:rPr>
+      <w:t>4</w:t>
+    </w:r>
+    <w:r>
+      <w:rPr>
+        <w:noProof/>
+        <w:szCs w:val="20"/>
+      </w:rPr>
+      <w:t xml:space="preserve"> STN </w:t>
+    </w:r>
+    <w:r>
+      <w:rPr>
+        <w:noProof/>
+        <w:szCs w:val="20"/>
+      </w:rPr>
+      <w:t>PROV GOVT</w:t>
     </w:r>
     <w:r>
       <w:rPr>
@@ -1801,13 +1677,23 @@
         <w:noProof/>
         <w:sz w:val="22"/>
       </w:rPr>
+    </w:pPr>
+  </w:p>
+</w:hdr>
+</file>
+
+<file path=word/header3.xml><?xml version="1.0" encoding="utf-8"?>
+<w:hdr xmlns:wpc="http://schemas.microsoft.com/office/word/2010/wordprocessingCanvas" xmlns:cx="http://schemas.microsoft.com/office/drawing/2014/chartex" xmlns:cx1="http://schemas.microsoft.com/office/drawing/2015/9/8/chartex" xmlns:cx2="http://schemas.microsoft.com/office/drawing/2015/10/21/chartex" xmlns:cx3="http://schemas.microsoft.com/office/drawing/2016/5/9/chartex" xmlns:cx4="http://schemas.microsoft.com/office/drawing/2016/5/10/chartex" xmlns:cx5="http://schemas.microsoft.com/office/drawing/2016/5/11/chartex" xmlns:cx6="http://schemas.microsoft.com/office/drawing/2016/5/12/chartex" xmlns:cx7="http://schemas.microsoft.com/office/drawing/2016/5/13/chartex" xmlns:cx8="http://schemas.microsoft.com/office/drawing/2016/5/14/chartex" xmlns:mc="http://schemas.openxmlformats.org/markup-compatibility/2006" xmlns:aink="http://schemas.microsoft.com/office/drawing/2016/ink" xmlns:am3d="http://schemas.microsoft.com/office/drawing/2017/model3d" xmlns:o="urn:schemas-microsoft-com:office:office" xmlns:oel="http://schemas.microsoft.com/office/2019/extlst" xmlns:r="http://schemas.openxmlformats.org/officeDocument/2006/relationships" xmlns:m="http://schemas.openxmlformats.org/officeDocument/2006/math" xmlns:v="urn:schemas-microsoft-com:vml" xmlns:wp14="http://schemas.microsoft.com/office/word/2010/wordprocessingDrawing" xmlns:wp="http://schemas.openxmlformats.org/drawingml/2006/wordprocessingDrawing" xmlns:w10="urn:schemas-microsoft-com:office:word" xmlns:w="http://schemas.openxmlformats.org/wordprocessingml/2006/main" xmlns:w14="http://schemas.microsoft.com/office/word/2010/wordml" xmlns:w15="http://schemas.microsoft.com/office/word/2012/wordml" xmlns:w16cex="http://schemas.microsoft.com/office/word/2018/wordml/cex" xmlns:w16cid="http://schemas.microsoft.com/office/word/2016/wordml/cid" xmlns:w16="http://schemas.microsoft.com/office/word/2018/wordml" xmlns:w16du="http://schemas.microsoft.com/office/word/2023/wordml/word16du" xmlns:w16sdtdh="http://schemas.microsoft.com/office/word/2020/wordml/sdtdatahash" xmlns:w16sdtfl="http://schemas.microsoft.com/office/word/2024/wordml/sdtformatlock" xmlns:w16se="http://schemas.microsoft.com/office/word/2015/wordml/symex" xmlns:wpg="http://schemas.microsoft.com/office/word/2010/wordprocessingGroup" xmlns:wpi="http://schemas.microsoft.com/office/word/2010/wordprocessingInk" xmlns:wne="http://schemas.microsoft.com/office/word/2006/wordml" xmlns:wps="http://schemas.microsoft.com/office/word/2010/wordprocessingShape" mc:Ignorable="w14 w15 w16se w16cid w16 w16cex w16sdtdh w16sdtfl w16du wp14">
+  <w:p>
+    <w:pPr>
+      <w:pStyle w:val="Header"/>
     </w:pPr>
   </w:p>
 </w:hdr>
 </file>
 
 <file path=word/styles.xml><?xml version="1.0" encoding="utf-8"?>
-<w:styles xmlns:mc="http://schemas.openxmlformats.org/markup-compatibility/2006" xmlns:r="http://schemas.openxmlformats.org/officeDocument/2006/relationships" xmlns:w="http://schemas.openxmlformats.org/wordprocessingml/2006/main" xmlns:w14="http://schemas.microsoft.com/office/word/2010/wordml" xmlns:w15="http://schemas.microsoft.com/office/word/2012/wordml" xmlns:w16cex="http://schemas.microsoft.com/office/word/2018/wordml/cex" xmlns:w16cid="http://schemas.microsoft.com/office/word/2016/wordml/cid" xmlns:w16="http://schemas.microsoft.com/office/word/2018/wordml" xmlns:w16sdtdh="http://schemas.microsoft.com/office/word/2020/wordml/sdtdatahash" xmlns:w16se="http://schemas.microsoft.com/office/word/2015/wordml/symex" mc:Ignorable="w14 w15 w16se w16cid w16 w16cex w16sdtdh">
+<w:styles xmlns:mc="http://schemas.openxmlformats.org/markup-compatibility/2006" xmlns:r="http://schemas.openxmlformats.org/officeDocument/2006/relationships" xmlns:w="http://schemas.openxmlformats.org/wordprocessingml/2006/main" xmlns:w14="http://schemas.microsoft.com/office/word/2010/wordml" xmlns:w15="http://schemas.microsoft.com/office/word/2012/wordml" xmlns:w16cex="http://schemas.microsoft.com/office/word/2018/wordml/cex" xmlns:w16cid="http://schemas.microsoft.com/office/word/2016/wordml/cid" xmlns:w16="http://schemas.microsoft.com/office/word/2018/wordml" xmlns:w16du="http://schemas.microsoft.com/office/word/2023/wordml/word16du" xmlns:w16sdtdh="http://schemas.microsoft.com/office/word/2020/wordml/sdtdatahash" xmlns:w16sdtfl="http://schemas.microsoft.com/office/word/2024/wordml/sdtformatlock" xmlns:w16se="http://schemas.microsoft.com/office/word/2015/wordml/symex" mc:Ignorable="w14 w15 w16se w16cid w16 w16cex w16sdtdh w16sdtfl w16du">
   <w:docDefaults>
     <w:rPrDefault>
       <w:rPr>
@@ -2624,6 +2510,7 @@
 
 <file path=docMetadata/LabelInfo.xml><?xml version="1.0" encoding="utf-8"?>
 <clbl:labelList xmlns:clbl="http://schemas.microsoft.com/office/2020/mipLabelMetadata">
+  <clbl:label id="{d9290083-bd2f-48a2-8ac5-09a524b17d15}" enabled="1" method="Privileged" siteId="{b9fec68c-c92d-461e-9a97-3d03a0f18b82}" contentBits="1" removed="0"/>
   <clbl:label id="{e0793d39-0939-496d-b129-198edd916feb}" enabled="0" method="" siteId="{e0793d39-0939-496d-b129-198edd916feb}" removed="1"/>
 </clbl:labelList>
 </file>
--- a/ALR-DocgenTemplates/Late Fee Invoice.docx
+++ b/ALR-DocgenTemplates/Late Fee Invoice.docx
@@ -12,12 +12,8 @@
           <w:szCs w:val="34"/>
         </w:rPr>
         <w:sectPr>
-          <w:headerReference w:type="even" r:id="rId6"/>
-          <w:headerReference w:type="default" r:id="rId7"/>
-          <w:footerReference w:type="even" r:id="rId8"/>
-          <w:footerReference w:type="default" r:id="rId9"/>
-          <w:headerReference w:type="first" r:id="rId10"/>
-          <w:footerReference w:type="first" r:id="rId11"/>
+          <w:headerReference w:type="default" r:id="rId6"/>
+          <w:footerReference w:type="default" r:id="rId7"/>
           <w:pgSz w:w="12240" w:h="15840"/>
           <w:pgMar w:top="720" w:right="720" w:bottom="720" w:left="720" w:header="708" w:footer="708" w:gutter="0"/>
           <w:cols w:space="708"/>
@@ -136,7 +132,29 @@
                 <w:szCs w:val="24"/>
                 <w14:ligatures w14:val="none"/>
               </w:rPr>
-              <w:t>{{RegistrantName}}</w:t>
+              <w:t>{{</w:t>
+            </w:r>
+            <w:proofErr w:type="spellStart"/>
+            <w:r>
+              <w:rPr>
+                <w:color w:val="000000" w:themeColor="text1"/>
+                <w:kern w:val="0"/>
+                <w:sz w:val="24"/>
+                <w:szCs w:val="24"/>
+                <w14:ligatures w14:val="none"/>
+              </w:rPr>
+              <w:t>RegistrantName</w:t>
+            </w:r>
+            <w:proofErr w:type="spellEnd"/>
+            <w:r>
+              <w:rPr>
+                <w:color w:val="000000" w:themeColor="text1"/>
+                <w:kern w:val="0"/>
+                <w:sz w:val="24"/>
+                <w:szCs w:val="24"/>
+                <w14:ligatures w14:val="none"/>
+              </w:rPr>
+              <w:t>}}</w:t>
             </w:r>
           </w:p>
         </w:tc>
@@ -161,7 +179,29 @@
                 <w:szCs w:val="24"/>
                 <w14:ligatures w14:val="none"/>
               </w:rPr>
-              <w:t>{{ResidenceName}}</w:t>
+              <w:t>{{</w:t>
+            </w:r>
+            <w:proofErr w:type="spellStart"/>
+            <w:r>
+              <w:rPr>
+                <w:color w:val="000000" w:themeColor="text1"/>
+                <w:kern w:val="0"/>
+                <w:sz w:val="24"/>
+                <w:szCs w:val="24"/>
+                <w14:ligatures w14:val="none"/>
+              </w:rPr>
+              <w:t>ResidenceName</w:t>
+            </w:r>
+            <w:proofErr w:type="spellEnd"/>
+            <w:r>
+              <w:rPr>
+                <w:color w:val="000000" w:themeColor="text1"/>
+                <w:kern w:val="0"/>
+                <w:sz w:val="24"/>
+                <w:szCs w:val="24"/>
+                <w14:ligatures w14:val="none"/>
+              </w:rPr>
+              <w:t>}}</w:t>
             </w:r>
           </w:p>
         </w:tc>
@@ -191,7 +231,29 @@
                 <w:szCs w:val="24"/>
                 <w14:ligatures w14:val="none"/>
               </w:rPr>
-              <w:t>{{RegistrantAddress}}</w:t>
+              <w:t>{{</w:t>
+            </w:r>
+            <w:proofErr w:type="spellStart"/>
+            <w:r>
+              <w:rPr>
+                <w:color w:val="000000" w:themeColor="text1"/>
+                <w:kern w:val="0"/>
+                <w:sz w:val="24"/>
+                <w:szCs w:val="24"/>
+                <w14:ligatures w14:val="none"/>
+              </w:rPr>
+              <w:t>RegistrantAddress</w:t>
+            </w:r>
+            <w:proofErr w:type="spellEnd"/>
+            <w:r>
+              <w:rPr>
+                <w:color w:val="000000" w:themeColor="text1"/>
+                <w:kern w:val="0"/>
+                <w:sz w:val="24"/>
+                <w:szCs w:val="24"/>
+                <w14:ligatures w14:val="none"/>
+              </w:rPr>
+              <w:t>}}</w:t>
             </w:r>
           </w:p>
         </w:tc>
@@ -294,7 +356,25 @@
                 <w:sz w:val="24"/>
                 <w:szCs w:val="24"/>
               </w:rPr>
-              <w:t>{{ResidenceAddress}}</w:t>
+              <w:t>{{</w:t>
+            </w:r>
+            <w:proofErr w:type="spellStart"/>
+            <w:r>
+              <w:rPr>
+                <w:color w:val="000000" w:themeColor="text1"/>
+                <w:sz w:val="24"/>
+                <w:szCs w:val="24"/>
+              </w:rPr>
+              <w:t>ResidenceAddress</w:t>
+            </w:r>
+            <w:proofErr w:type="spellEnd"/>
+            <w:r>
+              <w:rPr>
+                <w:color w:val="000000" w:themeColor="text1"/>
+                <w:sz w:val="24"/>
+                <w:szCs w:val="24"/>
+              </w:rPr>
+              <w:t>}}</w:t>
             </w:r>
             <w:bookmarkEnd w:id="1"/>
           </w:p>
@@ -924,6 +1004,7 @@
               </w:rPr>
               <w:t xml:space="preserve"> </w:t>
             </w:r>
+            <w:proofErr w:type="gramStart"/>
             <w:r>
               <w:rPr>
                 <w:b/>
@@ -934,16 +1015,30 @@
               </w:rPr>
               <w:t xml:space="preserve">Registration: </w:t>
             </w:r>
-            <w:bookmarkStart w:id="5" w:name="OLE_LINK9"/>
-            <w:r>
-              <w:rPr>
-                <w:color w:val="000000" w:themeColor="text1"/>
-                <w:sz w:val="24"/>
-                <w:szCs w:val="24"/>
-              </w:rPr>
-              <w:t>{{CertificateId}}</w:t>
-            </w:r>
-            <w:bookmarkEnd w:id="5"/>
+            <w:r>
+              <w:rPr>
+                <w:color w:val="000000" w:themeColor="text1"/>
+                <w:sz w:val="22"/>
+              </w:rPr>
+              <w:t>{{</w:t>
+            </w:r>
+            <w:proofErr w:type="spellStart"/>
+            <w:proofErr w:type="gramEnd"/>
+            <w:r>
+              <w:rPr>
+                <w:color w:val="000000" w:themeColor="text1"/>
+                <w:sz w:val="22"/>
+              </w:rPr>
+              <w:t>IF_isCertificateIdNotPresent</w:t>
+            </w:r>
+            <w:proofErr w:type="spellEnd"/>
+            <w:r>
+              <w:rPr>
+                <w:color w:val="000000" w:themeColor="text1"/>
+                <w:sz w:val="22"/>
+              </w:rPr>
+              <w:t>}}</w:t>
+            </w:r>
           </w:p>
         </w:tc>
         <w:tc>
@@ -1003,7 +1098,7 @@
                 <w:sz w:val="22"/>
               </w:rPr>
             </w:pPr>
-            <w:bookmarkStart w:id="6" w:name="OLE_LINK1"/>
+            <w:bookmarkStart w:id="5" w:name="OLE_LINK1"/>
             <w:r>
               <w:rPr>
                 <w:color w:val="000000" w:themeColor="text1"/>
@@ -1012,9 +1107,31 @@
                 <w:szCs w:val="24"/>
                 <w14:ligatures w14:val="none"/>
               </w:rPr>
-              <w:t>{{TotalFeeAmount}}</w:t>
-            </w:r>
-            <w:bookmarkEnd w:id="6"/>
+              <w:t>{{</w:t>
+            </w:r>
+            <w:proofErr w:type="spellStart"/>
+            <w:r>
+              <w:rPr>
+                <w:color w:val="000000" w:themeColor="text1"/>
+                <w:kern w:val="0"/>
+                <w:sz w:val="24"/>
+                <w:szCs w:val="24"/>
+                <w14:ligatures w14:val="none"/>
+              </w:rPr>
+              <w:t>TotalFeeAmount</w:t>
+            </w:r>
+            <w:proofErr w:type="spellEnd"/>
+            <w:r>
+              <w:rPr>
+                <w:color w:val="000000" w:themeColor="text1"/>
+                <w:kern w:val="0"/>
+                <w:sz w:val="24"/>
+                <w:szCs w:val="24"/>
+                <w14:ligatures w14:val="none"/>
+              </w:rPr>
+              <w:t>}}</w:t>
+            </w:r>
+            <w:bookmarkEnd w:id="5"/>
           </w:p>
         </w:tc>
       </w:tr>
@@ -1037,7 +1154,7 @@
                 <w:szCs w:val="24"/>
               </w:rPr>
             </w:pPr>
-            <w:bookmarkStart w:id="7" w:name="OLE_LINK4"/>
+            <w:bookmarkStart w:id="6" w:name="OLE_LINK4"/>
             <w:r>
               <w:rPr>
                 <w:b/>
@@ -1049,7 +1166,7 @@
               </w:rPr>
               <w:t xml:space="preserve">     </w:t>
             </w:r>
-            <w:bookmarkEnd w:id="7"/>
+            <w:bookmarkEnd w:id="6"/>
           </w:p>
         </w:tc>
         <w:tc>
@@ -1197,16 +1314,6 @@
 <w:ftr xmlns:wpc="http://schemas.microsoft.com/office/word/2010/wordprocessingCanvas" xmlns:cx="http://schemas.microsoft.com/office/drawing/2014/chartex" xmlns:cx1="http://schemas.microsoft.com/office/drawing/2015/9/8/chartex" xmlns:cx2="http://schemas.microsoft.com/office/drawing/2015/10/21/chartex" xmlns:cx3="http://schemas.microsoft.com/office/drawing/2016/5/9/chartex" xmlns:cx4="http://schemas.microsoft.com/office/drawing/2016/5/10/chartex" xmlns:cx5="http://schemas.microsoft.com/office/drawing/2016/5/11/chartex" xmlns:cx6="http://schemas.microsoft.com/office/drawing/2016/5/12/chartex" xmlns:cx7="http://schemas.microsoft.com/office/drawing/2016/5/13/chartex" xmlns:cx8="http://schemas.microsoft.com/office/drawing/2016/5/14/chartex" xmlns:mc="http://schemas.openxmlformats.org/markup-compatibility/2006" xmlns:aink="http://schemas.microsoft.com/office/drawing/2016/ink" xmlns:am3d="http://schemas.microsoft.com/office/drawing/2017/model3d" xmlns:o="urn:schemas-microsoft-com:office:office" xmlns:oel="http://schemas.microsoft.com/office/2019/extlst" xmlns:r="http://schemas.openxmlformats.org/officeDocument/2006/relationships" xmlns:m="http://schemas.openxmlformats.org/officeDocument/2006/math" xmlns:v="urn:schemas-microsoft-com:vml" xmlns:wp14="http://schemas.microsoft.com/office/word/2010/wordprocessingDrawing" xmlns:wp="http://schemas.openxmlformats.org/drawingml/2006/wordprocessingDrawing" xmlns:w10="urn:schemas-microsoft-com:office:word" xmlns:w="http://schemas.openxmlformats.org/wordprocessingml/2006/main" xmlns:w14="http://schemas.microsoft.com/office/word/2010/wordml" xmlns:w15="http://schemas.microsoft.com/office/word/2012/wordml" xmlns:w16cex="http://schemas.microsoft.com/office/word/2018/wordml/cex" xmlns:w16cid="http://schemas.microsoft.com/office/word/2016/wordml/cid" xmlns:w16="http://schemas.microsoft.com/office/word/2018/wordml" xmlns:w16du="http://schemas.microsoft.com/office/word/2023/wordml/word16du" xmlns:w16sdtdh="http://schemas.microsoft.com/office/word/2020/wordml/sdtdatahash" xmlns:w16sdtfl="http://schemas.microsoft.com/office/word/2024/wordml/sdtformatlock" xmlns:w16se="http://schemas.microsoft.com/office/word/2015/wordml/symex" xmlns:wpg="http://schemas.microsoft.com/office/word/2010/wordprocessingGroup" xmlns:wpi="http://schemas.microsoft.com/office/word/2010/wordprocessingInk" xmlns:wne="http://schemas.microsoft.com/office/word/2006/wordml" xmlns:wps="http://schemas.microsoft.com/office/word/2010/wordprocessingShape" mc:Ignorable="w14 w15 w16se w16cid w16 w16cex w16sdtdh w16sdtfl w16du wp14">
   <w:p>
     <w:pPr>
-      <w:pStyle w:val="Footer"/>
-    </w:pPr>
-  </w:p>
-</w:ftr>
-</file>
-
-<file path=word/footer2.xml><?xml version="1.0" encoding="utf-8"?>
-<w:ftr xmlns:wpc="http://schemas.microsoft.com/office/word/2010/wordprocessingCanvas" xmlns:cx="http://schemas.microsoft.com/office/drawing/2014/chartex" xmlns:cx1="http://schemas.microsoft.com/office/drawing/2015/9/8/chartex" xmlns:cx2="http://schemas.microsoft.com/office/drawing/2015/10/21/chartex" xmlns:cx3="http://schemas.microsoft.com/office/drawing/2016/5/9/chartex" xmlns:cx4="http://schemas.microsoft.com/office/drawing/2016/5/10/chartex" xmlns:cx5="http://schemas.microsoft.com/office/drawing/2016/5/11/chartex" xmlns:cx6="http://schemas.microsoft.com/office/drawing/2016/5/12/chartex" xmlns:cx7="http://schemas.microsoft.com/office/drawing/2016/5/13/chartex" xmlns:cx8="http://schemas.microsoft.com/office/drawing/2016/5/14/chartex" xmlns:mc="http://schemas.openxmlformats.org/markup-compatibility/2006" xmlns:aink="http://schemas.microsoft.com/office/drawing/2016/ink" xmlns:am3d="http://schemas.microsoft.com/office/drawing/2017/model3d" xmlns:o="urn:schemas-microsoft-com:office:office" xmlns:oel="http://schemas.microsoft.com/office/2019/extlst" xmlns:r="http://schemas.openxmlformats.org/officeDocument/2006/relationships" xmlns:m="http://schemas.openxmlformats.org/officeDocument/2006/math" xmlns:v="urn:schemas-microsoft-com:vml" xmlns:wp14="http://schemas.microsoft.com/office/word/2010/wordprocessingDrawing" xmlns:wp="http://schemas.openxmlformats.org/drawingml/2006/wordprocessingDrawing" xmlns:w10="urn:schemas-microsoft-com:office:word" xmlns:w="http://schemas.openxmlformats.org/wordprocessingml/2006/main" xmlns:w14="http://schemas.microsoft.com/office/word/2010/wordml" xmlns:w15="http://schemas.microsoft.com/office/word/2012/wordml" xmlns:w16cex="http://schemas.microsoft.com/office/word/2018/wordml/cex" xmlns:w16cid="http://schemas.microsoft.com/office/word/2016/wordml/cid" xmlns:w16="http://schemas.microsoft.com/office/word/2018/wordml" xmlns:w16du="http://schemas.microsoft.com/office/word/2023/wordml/word16du" xmlns:w16sdtdh="http://schemas.microsoft.com/office/word/2020/wordml/sdtdatahash" xmlns:w16sdtfl="http://schemas.microsoft.com/office/word/2024/wordml/sdtformatlock" xmlns:w16se="http://schemas.microsoft.com/office/word/2015/wordml/symex" xmlns:wpg="http://schemas.microsoft.com/office/word/2010/wordprocessingGroup" xmlns:wpi="http://schemas.microsoft.com/office/word/2010/wordprocessingInk" xmlns:wne="http://schemas.microsoft.com/office/word/2006/wordml" xmlns:wps="http://schemas.microsoft.com/office/word/2010/wordprocessingShape" mc:Ignorable="w14 w15 w16se w16cid w16 w16cex w16sdtdh w16sdtfl w16du wp14">
-  <w:p>
-    <w:pPr>
       <w:jc w:val="right"/>
       <w:rPr>
         <w:noProof/>
@@ -1311,16 +1418,6 @@
       </w:rPr>
       <w:t xml:space="preserve"> (250) 953-0496</w:t>
     </w:r>
-  </w:p>
-</w:ftr>
-</file>
-
-<file path=word/footer3.xml><?xml version="1.0" encoding="utf-8"?>
-<w:ftr xmlns:wpc="http://schemas.microsoft.com/office/word/2010/wordprocessingCanvas" xmlns:cx="http://schemas.microsoft.com/office/drawing/2014/chartex" xmlns:cx1="http://schemas.microsoft.com/office/drawing/2015/9/8/chartex" xmlns:cx2="http://schemas.microsoft.com/office/drawing/2015/10/21/chartex" xmlns:cx3="http://schemas.microsoft.com/office/drawing/2016/5/9/chartex" xmlns:cx4="http://schemas.microsoft.com/office/drawing/2016/5/10/chartex" xmlns:cx5="http://schemas.microsoft.com/office/drawing/2016/5/11/chartex" xmlns:cx6="http://schemas.microsoft.com/office/drawing/2016/5/12/chartex" xmlns:cx7="http://schemas.microsoft.com/office/drawing/2016/5/13/chartex" xmlns:cx8="http://schemas.microsoft.com/office/drawing/2016/5/14/chartex" xmlns:mc="http://schemas.openxmlformats.org/markup-compatibility/2006" xmlns:aink="http://schemas.microsoft.com/office/drawing/2016/ink" xmlns:am3d="http://schemas.microsoft.com/office/drawing/2017/model3d" xmlns:o="urn:schemas-microsoft-com:office:office" xmlns:oel="http://schemas.microsoft.com/office/2019/extlst" xmlns:r="http://schemas.openxmlformats.org/officeDocument/2006/relationships" xmlns:m="http://schemas.openxmlformats.org/officeDocument/2006/math" xmlns:v="urn:schemas-microsoft-com:vml" xmlns:wp14="http://schemas.microsoft.com/office/word/2010/wordprocessingDrawing" xmlns:wp="http://schemas.openxmlformats.org/drawingml/2006/wordprocessingDrawing" xmlns:w10="urn:schemas-microsoft-com:office:word" xmlns:w="http://schemas.openxmlformats.org/wordprocessingml/2006/main" xmlns:w14="http://schemas.microsoft.com/office/word/2010/wordml" xmlns:w15="http://schemas.microsoft.com/office/word/2012/wordml" xmlns:w16cex="http://schemas.microsoft.com/office/word/2018/wordml/cex" xmlns:w16cid="http://schemas.microsoft.com/office/word/2016/wordml/cid" xmlns:w16="http://schemas.microsoft.com/office/word/2018/wordml" xmlns:w16du="http://schemas.microsoft.com/office/word/2023/wordml/word16du" xmlns:w16sdtdh="http://schemas.microsoft.com/office/word/2020/wordml/sdtdatahash" xmlns:w16sdtfl="http://schemas.microsoft.com/office/word/2024/wordml/sdtformatlock" xmlns:w16se="http://schemas.microsoft.com/office/word/2015/wordml/symex" xmlns:wpg="http://schemas.microsoft.com/office/word/2010/wordprocessingGroup" xmlns:wpi="http://schemas.microsoft.com/office/word/2010/wordprocessingInk" xmlns:wne="http://schemas.microsoft.com/office/word/2006/wordml" xmlns:wps="http://schemas.microsoft.com/office/word/2010/wordprocessingShape" mc:Ignorable="w14 w15 w16se w16cid w16 w16cex w16sdtdh w16sdtfl w16du wp14">
-  <w:p>
-    <w:pPr>
-      <w:pStyle w:val="Footer"/>
-    </w:pPr>
   </w:p>
 </w:ftr>
 </file>
@@ -1351,16 +1448,6 @@
 </file>
 
 <file path=word/header1.xml><?xml version="1.0" encoding="utf-8"?>
-<w:hdr xmlns:wpc="http://schemas.microsoft.com/office/word/2010/wordprocessingCanvas" xmlns:cx="http://schemas.microsoft.com/office/drawing/2014/chartex" xmlns:cx1="http://schemas.microsoft.com/office/drawing/2015/9/8/chartex" xmlns:cx2="http://schemas.microsoft.com/office/drawing/2015/10/21/chartex" xmlns:cx3="http://schemas.microsoft.com/office/drawing/2016/5/9/chartex" xmlns:cx4="http://schemas.microsoft.com/office/drawing/2016/5/10/chartex" xmlns:cx5="http://schemas.microsoft.com/office/drawing/2016/5/11/chartex" xmlns:cx6="http://schemas.microsoft.com/office/drawing/2016/5/12/chartex" xmlns:cx7="http://schemas.microsoft.com/office/drawing/2016/5/13/chartex" xmlns:cx8="http://schemas.microsoft.com/office/drawing/2016/5/14/chartex" xmlns:mc="http://schemas.openxmlformats.org/markup-compatibility/2006" xmlns:aink="http://schemas.microsoft.com/office/drawing/2016/ink" xmlns:am3d="http://schemas.microsoft.com/office/drawing/2017/model3d" xmlns:o="urn:schemas-microsoft-com:office:office" xmlns:oel="http://schemas.microsoft.com/office/2019/extlst" xmlns:r="http://schemas.openxmlformats.org/officeDocument/2006/relationships" xmlns:m="http://schemas.openxmlformats.org/officeDocument/2006/math" xmlns:v="urn:schemas-microsoft-com:vml" xmlns:wp14="http://schemas.microsoft.com/office/word/2010/wordprocessingDrawing" xmlns:wp="http://schemas.openxmlformats.org/drawingml/2006/wordprocessingDrawing" xmlns:w10="urn:schemas-microsoft-com:office:word" xmlns:w="http://schemas.openxmlformats.org/wordprocessingml/2006/main" xmlns:w14="http://schemas.microsoft.com/office/word/2010/wordml" xmlns:w15="http://schemas.microsoft.com/office/word/2012/wordml" xmlns:w16cex="http://schemas.microsoft.com/office/word/2018/wordml/cex" xmlns:w16cid="http://schemas.microsoft.com/office/word/2016/wordml/cid" xmlns:w16="http://schemas.microsoft.com/office/word/2018/wordml" xmlns:w16du="http://schemas.microsoft.com/office/word/2023/wordml/word16du" xmlns:w16sdtdh="http://schemas.microsoft.com/office/word/2020/wordml/sdtdatahash" xmlns:w16sdtfl="http://schemas.microsoft.com/office/word/2024/wordml/sdtformatlock" xmlns:w16se="http://schemas.microsoft.com/office/word/2015/wordml/symex" xmlns:wpg="http://schemas.microsoft.com/office/word/2010/wordprocessingGroup" xmlns:wpi="http://schemas.microsoft.com/office/word/2010/wordprocessingInk" xmlns:wne="http://schemas.microsoft.com/office/word/2006/wordml" xmlns:wps="http://schemas.microsoft.com/office/word/2010/wordprocessingShape" mc:Ignorable="w14 w15 w16se w16cid w16 w16cex w16sdtdh w16sdtfl w16du wp14">
-  <w:p>
-    <w:pPr>
-      <w:pStyle w:val="Header"/>
-    </w:pPr>
-  </w:p>
-</w:hdr>
-</file>
-
-<file path=word/header2.xml><?xml version="1.0" encoding="utf-8"?>
 <w:hdr xmlns:wpc="http://schemas.microsoft.com/office/word/2010/wordprocessingCanvas" xmlns:cx="http://schemas.microsoft.com/office/drawing/2014/chartex" xmlns:cx1="http://schemas.microsoft.com/office/drawing/2015/9/8/chartex" xmlns:cx2="http://schemas.microsoft.com/office/drawing/2015/10/21/chartex" xmlns:cx3="http://schemas.microsoft.com/office/drawing/2016/5/9/chartex" xmlns:cx4="http://schemas.microsoft.com/office/drawing/2016/5/10/chartex" xmlns:cx5="http://schemas.microsoft.com/office/drawing/2016/5/11/chartex" xmlns:cx6="http://schemas.microsoft.com/office/drawing/2016/5/12/chartex" xmlns:cx7="http://schemas.microsoft.com/office/drawing/2016/5/13/chartex" xmlns:cx8="http://schemas.microsoft.com/office/drawing/2016/5/14/chartex" xmlns:mc="http://schemas.openxmlformats.org/markup-compatibility/2006" xmlns:aink="http://schemas.microsoft.com/office/drawing/2016/ink" xmlns:am3d="http://schemas.microsoft.com/office/drawing/2017/model3d" xmlns:o="urn:schemas-microsoft-com:office:office" xmlns:oel="http://schemas.microsoft.com/office/2019/extlst" xmlns:r="http://schemas.openxmlformats.org/officeDocument/2006/relationships" xmlns:m="http://schemas.openxmlformats.org/officeDocument/2006/math" xmlns:v="urn:schemas-microsoft-com:vml" xmlns:wp14="http://schemas.microsoft.com/office/word/2010/wordprocessingDrawing" xmlns:wp="http://schemas.openxmlformats.org/drawingml/2006/wordprocessingDrawing" xmlns:w10="urn:schemas-microsoft-com:office:word" xmlns:w="http://schemas.openxmlformats.org/wordprocessingml/2006/main" xmlns:w14="http://schemas.microsoft.com/office/word/2010/wordml" xmlns:w15="http://schemas.microsoft.com/office/word/2012/wordml" xmlns:w16cex="http://schemas.microsoft.com/office/word/2018/wordml/cex" xmlns:w16cid="http://schemas.microsoft.com/office/word/2016/wordml/cid" xmlns:w16="http://schemas.microsoft.com/office/word/2018/wordml" xmlns:w16du="http://schemas.microsoft.com/office/word/2023/wordml/word16du" xmlns:w16sdtdh="http://schemas.microsoft.com/office/word/2020/wordml/sdtdatahash" xmlns:w16sdtfl="http://schemas.microsoft.com/office/word/2024/wordml/sdtformatlock" xmlns:w16se="http://schemas.microsoft.com/office/word/2015/wordml/symex" xmlns:wpg="http://schemas.microsoft.com/office/word/2010/wordprocessingGroup" xmlns:wpi="http://schemas.microsoft.com/office/word/2010/wordprocessingInk" xmlns:wne="http://schemas.microsoft.com/office/word/2006/wordml" xmlns:wps="http://schemas.microsoft.com/office/word/2010/wordprocessingShape" mc:Ignorable="w14 w15 w16se w16cid w16 w16cex w16sdtdh w16sdtfl w16du wp14">
   <w:p>
     <w:pPr>
@@ -1499,39 +1586,67 @@
         <w:b/>
         <w:bCs/>
         <w:noProof/>
-        <w:sz w:val="28"/>
-        <w:szCs w:val="28"/>
-      </w:rPr>
-      <w:t xml:space="preserve">     </w:t>
+        <w:sz w:val="22"/>
+      </w:rPr>
+      <w:t xml:space="preserve">        </w:t>
     </w:r>
     <w:bookmarkStart w:id="0" w:name="OLE_LINK2"/>
     <w:r>
       <w:rPr>
         <w:b/>
         <w:bCs/>
-        <w:sz w:val="28"/>
-        <w:szCs w:val="28"/>
-      </w:rPr>
-      <w:t>Invoice #:</w:t>
+        <w:sz w:val="30"/>
+        <w:szCs w:val="30"/>
+      </w:rPr>
+      <w:t xml:space="preserve">Invoice </w:t>
     </w:r>
     <w:r>
       <w:rPr>
         <w:b/>
         <w:bCs/>
-        <w:sz w:val="28"/>
-        <w:szCs w:val="28"/>
-      </w:rPr>
-      <w:t xml:space="preserve"> </w:t>
-    </w:r>
-    <w:bookmarkEnd w:id="0"/>
+        <w:sz w:val="30"/>
+        <w:szCs w:val="32"/>
+      </w:rPr>
+      <w:t>#:</w:t>
+    </w:r>
     <w:r>
       <w:rPr>
         <w:b/>
         <w:bCs/>
-        <w:sz w:val="28"/>
-        <w:szCs w:val="28"/>
-      </w:rPr>
-      <w:t>{{InvoiceId}}</w:t>
+        <w:sz w:val="30"/>
+        <w:szCs w:val="32"/>
+      </w:rPr>
+      <w:t xml:space="preserve"> </w:t>
+    </w:r>
+    <w:bookmarkEnd w:id="0"/>
+    <w:r>
+      <w:rPr>
+        <w:b/>
+        <w:bCs/>
+        <w:sz w:val="30"/>
+        <w:szCs w:val="30"/>
+      </w:rPr>
+      <w:t>{{</w:t>
+    </w:r>
+    <w:proofErr w:type="spellStart"/>
+    <w:r>
+      <w:rPr>
+        <w:b/>
+        <w:bCs/>
+        <w:sz w:val="30"/>
+        <w:szCs w:val="30"/>
+      </w:rPr>
+      <w:t>InvoiceId</w:t>
+    </w:r>
+    <w:proofErr w:type="spellEnd"/>
+    <w:r>
+      <w:rPr>
+        <w:b/>
+        <w:bCs/>
+        <w:sz w:val="30"/>
+        <w:szCs w:val="30"/>
+      </w:rPr>
+      <w:t>}}</w:t>
     </w:r>
     <w:r>
       <w:rPr>
@@ -1569,6 +1684,15 @@
         <w:sz w:val="22"/>
       </w:rPr>
       <w:t xml:space="preserve">                                             </w:t>
+    </w:r>
+    <w:r>
+      <w:rPr>
+        <w:i/>
+        <w:iCs/>
+        <w:noProof/>
+        <w:sz w:val="22"/>
+      </w:rPr>
+      <w:t xml:space="preserve"> </w:t>
     </w:r>
     <w:r>
       <w:rPr>
@@ -1606,7 +1730,25 @@
         <w:szCs w:val="20"/>
         <w14:ligatures w14:val="none"/>
       </w:rPr>
-      <w:t>{{InvoiceCreatedDate}}</w:t>
+      <w:t>{{</w:t>
+    </w:r>
+    <w:proofErr w:type="spellStart"/>
+    <w:r>
+      <w:rPr>
+        <w:kern w:val="0"/>
+        <w:szCs w:val="20"/>
+        <w14:ligatures w14:val="none"/>
+      </w:rPr>
+      <w:t>InvoiceCreatedDate</w:t>
+    </w:r>
+    <w:proofErr w:type="spellEnd"/>
+    <w:r>
+      <w:rPr>
+        <w:kern w:val="0"/>
+        <w:szCs w:val="20"/>
+        <w14:ligatures w14:val="none"/>
+      </w:rPr>
+      <w:t>}}</w:t>
     </w:r>
     <w:r>
       <w:rPr>
@@ -1639,28 +1781,7 @@
         <w:noProof/>
         <w:szCs w:val="20"/>
       </w:rPr>
-      <w:t>PO Box 960</w:t>
-    </w:r>
-    <w:r>
-      <w:rPr>
-        <w:noProof/>
-        <w:szCs w:val="20"/>
-      </w:rPr>
-      <w:t>4</w:t>
-    </w:r>
-    <w:r>
-      <w:rPr>
-        <w:noProof/>
-        <w:szCs w:val="20"/>
-      </w:rPr>
-      <w:t xml:space="preserve"> STN </w:t>
-    </w:r>
-    <w:r>
-      <w:rPr>
-        <w:noProof/>
-        <w:szCs w:val="20"/>
-      </w:rPr>
-      <w:t>PROV GOVT</w:t>
+      <w:t>PO Box 9601 STN Prov Gov</w:t>
     </w:r>
     <w:r>
       <w:rPr>
@@ -1677,16 +1798,6 @@
         <w:noProof/>
         <w:sz w:val="22"/>
       </w:rPr>
-    </w:pPr>
-  </w:p>
-</w:hdr>
-</file>
-
-<file path=word/header3.xml><?xml version="1.0" encoding="utf-8"?>
-<w:hdr xmlns:wpc="http://schemas.microsoft.com/office/word/2010/wordprocessingCanvas" xmlns:cx="http://schemas.microsoft.com/office/drawing/2014/chartex" xmlns:cx1="http://schemas.microsoft.com/office/drawing/2015/9/8/chartex" xmlns:cx2="http://schemas.microsoft.com/office/drawing/2015/10/21/chartex" xmlns:cx3="http://schemas.microsoft.com/office/drawing/2016/5/9/chartex" xmlns:cx4="http://schemas.microsoft.com/office/drawing/2016/5/10/chartex" xmlns:cx5="http://schemas.microsoft.com/office/drawing/2016/5/11/chartex" xmlns:cx6="http://schemas.microsoft.com/office/drawing/2016/5/12/chartex" xmlns:cx7="http://schemas.microsoft.com/office/drawing/2016/5/13/chartex" xmlns:cx8="http://schemas.microsoft.com/office/drawing/2016/5/14/chartex" xmlns:mc="http://schemas.openxmlformats.org/markup-compatibility/2006" xmlns:aink="http://schemas.microsoft.com/office/drawing/2016/ink" xmlns:am3d="http://schemas.microsoft.com/office/drawing/2017/model3d" xmlns:o="urn:schemas-microsoft-com:office:office" xmlns:oel="http://schemas.microsoft.com/office/2019/extlst" xmlns:r="http://schemas.openxmlformats.org/officeDocument/2006/relationships" xmlns:m="http://schemas.openxmlformats.org/officeDocument/2006/math" xmlns:v="urn:schemas-microsoft-com:vml" xmlns:wp14="http://schemas.microsoft.com/office/word/2010/wordprocessingDrawing" xmlns:wp="http://schemas.openxmlformats.org/drawingml/2006/wordprocessingDrawing" xmlns:w10="urn:schemas-microsoft-com:office:word" xmlns:w="http://schemas.openxmlformats.org/wordprocessingml/2006/main" xmlns:w14="http://schemas.microsoft.com/office/word/2010/wordml" xmlns:w15="http://schemas.microsoft.com/office/word/2012/wordml" xmlns:w16cex="http://schemas.microsoft.com/office/word/2018/wordml/cex" xmlns:w16cid="http://schemas.microsoft.com/office/word/2016/wordml/cid" xmlns:w16="http://schemas.microsoft.com/office/word/2018/wordml" xmlns:w16du="http://schemas.microsoft.com/office/word/2023/wordml/word16du" xmlns:w16sdtdh="http://schemas.microsoft.com/office/word/2020/wordml/sdtdatahash" xmlns:w16sdtfl="http://schemas.microsoft.com/office/word/2024/wordml/sdtformatlock" xmlns:w16se="http://schemas.microsoft.com/office/word/2015/wordml/symex" xmlns:wpg="http://schemas.microsoft.com/office/word/2010/wordprocessingGroup" xmlns:wpi="http://schemas.microsoft.com/office/word/2010/wordprocessingInk" xmlns:wne="http://schemas.microsoft.com/office/word/2006/wordml" xmlns:wps="http://schemas.microsoft.com/office/word/2010/wordprocessingShape" mc:Ignorable="w14 w15 w16se w16cid w16 w16cex w16sdtdh w16sdtfl w16du wp14">
-  <w:p>
-    <w:pPr>
-      <w:pStyle w:val="Header"/>
     </w:pPr>
   </w:p>
 </w:hdr>
@@ -2510,7 +2621,6 @@
 
 <file path=docMetadata/LabelInfo.xml><?xml version="1.0" encoding="utf-8"?>
 <clbl:labelList xmlns:clbl="http://schemas.microsoft.com/office/2020/mipLabelMetadata">
-  <clbl:label id="{d9290083-bd2f-48a2-8ac5-09a524b17d15}" enabled="1" method="Privileged" siteId="{b9fec68c-c92d-461e-9a97-3d03a0f18b82}" contentBits="1" removed="0"/>
   <clbl:label id="{e0793d39-0939-496d-b129-198edd916feb}" enabled="0" method="" siteId="{e0793d39-0939-496d-b129-198edd916feb}" removed="1"/>
 </clbl:labelList>
 </file>
--- a/ALR-DocgenTemplates/Late Fee Invoice.docx
+++ b/ALR-DocgenTemplates/Late Fee Invoice.docx
@@ -12,8 +12,12 @@
           <w:szCs w:val="34"/>
         </w:rPr>
         <w:sectPr>
-          <w:headerReference w:type="default" r:id="rId6"/>
-          <w:footerReference w:type="default" r:id="rId7"/>
+          <w:headerReference w:type="even" r:id="rId6"/>
+          <w:headerReference w:type="default" r:id="rId7"/>
+          <w:footerReference w:type="even" r:id="rId8"/>
+          <w:footerReference w:type="default" r:id="rId9"/>
+          <w:headerReference w:type="first" r:id="rId10"/>
+          <w:footerReference w:type="first" r:id="rId11"/>
           <w:pgSz w:w="12240" w:h="15840"/>
           <w:pgMar w:top="720" w:right="720" w:bottom="720" w:left="720" w:header="708" w:footer="708" w:gutter="0"/>
           <w:cols w:space="708"/>
@@ -132,29 +136,7 @@
                 <w:szCs w:val="24"/>
                 <w14:ligatures w14:val="none"/>
               </w:rPr>
-              <w:t>{{</w:t>
-            </w:r>
-            <w:proofErr w:type="spellStart"/>
-            <w:r>
-              <w:rPr>
-                <w:color w:val="000000" w:themeColor="text1"/>
-                <w:kern w:val="0"/>
-                <w:sz w:val="24"/>
-                <w:szCs w:val="24"/>
-                <w14:ligatures w14:val="none"/>
-              </w:rPr>
-              <w:t>RegistrantName</w:t>
-            </w:r>
-            <w:proofErr w:type="spellEnd"/>
-            <w:r>
-              <w:rPr>
-                <w:color w:val="000000" w:themeColor="text1"/>
-                <w:kern w:val="0"/>
-                <w:sz w:val="24"/>
-                <w:szCs w:val="24"/>
-                <w14:ligatures w14:val="none"/>
-              </w:rPr>
-              <w:t>}}</w:t>
+              <w:t>{{RegistrantName}}</w:t>
             </w:r>
           </w:p>
         </w:tc>
@@ -179,29 +161,7 @@
                 <w:szCs w:val="24"/>
                 <w14:ligatures w14:val="none"/>
               </w:rPr>
-              <w:t>{{</w:t>
-            </w:r>
-            <w:proofErr w:type="spellStart"/>
-            <w:r>
-              <w:rPr>
-                <w:color w:val="000000" w:themeColor="text1"/>
-                <w:kern w:val="0"/>
-                <w:sz w:val="24"/>
-                <w:szCs w:val="24"/>
-                <w14:ligatures w14:val="none"/>
-              </w:rPr>
-              <w:t>ResidenceName</w:t>
-            </w:r>
-            <w:proofErr w:type="spellEnd"/>
-            <w:r>
-              <w:rPr>
-                <w:color w:val="000000" w:themeColor="text1"/>
-                <w:kern w:val="0"/>
-                <w:sz w:val="24"/>
-                <w:szCs w:val="24"/>
-                <w14:ligatures w14:val="none"/>
-              </w:rPr>
-              <w:t>}}</w:t>
+              <w:t>{{ResidenceName}}</w:t>
             </w:r>
           </w:p>
         </w:tc>
@@ -231,29 +191,7 @@
                 <w:szCs w:val="24"/>
                 <w14:ligatures w14:val="none"/>
               </w:rPr>
-              <w:t>{{</w:t>
-            </w:r>
-            <w:proofErr w:type="spellStart"/>
-            <w:r>
-              <w:rPr>
-                <w:color w:val="000000" w:themeColor="text1"/>
-                <w:kern w:val="0"/>
-                <w:sz w:val="24"/>
-                <w:szCs w:val="24"/>
-                <w14:ligatures w14:val="none"/>
-              </w:rPr>
-              <w:t>RegistrantAddress</w:t>
-            </w:r>
-            <w:proofErr w:type="spellEnd"/>
-            <w:r>
-              <w:rPr>
-                <w:color w:val="000000" w:themeColor="text1"/>
-                <w:kern w:val="0"/>
-                <w:sz w:val="24"/>
-                <w:szCs w:val="24"/>
-                <w14:ligatures w14:val="none"/>
-              </w:rPr>
-              <w:t>}}</w:t>
+              <w:t>{{RegistrantAddress}}</w:t>
             </w:r>
           </w:p>
         </w:tc>
@@ -356,25 +294,7 @@
                 <w:sz w:val="24"/>
                 <w:szCs w:val="24"/>
               </w:rPr>
-              <w:t>{{</w:t>
-            </w:r>
-            <w:proofErr w:type="spellStart"/>
-            <w:r>
-              <w:rPr>
-                <w:color w:val="000000" w:themeColor="text1"/>
-                <w:sz w:val="24"/>
-                <w:szCs w:val="24"/>
-              </w:rPr>
-              <w:t>ResidenceAddress</w:t>
-            </w:r>
-            <w:proofErr w:type="spellEnd"/>
-            <w:r>
-              <w:rPr>
-                <w:color w:val="000000" w:themeColor="text1"/>
-                <w:sz w:val="24"/>
-                <w:szCs w:val="24"/>
-              </w:rPr>
-              <w:t>}}</w:t>
+              <w:t>{{ResidenceAddress}}</w:t>
             </w:r>
             <w:bookmarkEnd w:id="1"/>
           </w:p>
@@ -1004,7 +924,6 @@
               </w:rPr>
               <w:t xml:space="preserve"> </w:t>
             </w:r>
-            <w:proofErr w:type="gramStart"/>
             <w:r>
               <w:rPr>
                 <w:b/>
@@ -1020,24 +939,7 @@
                 <w:color w:val="000000" w:themeColor="text1"/>
                 <w:sz w:val="22"/>
               </w:rPr>
-              <w:t>{{</w:t>
-            </w:r>
-            <w:proofErr w:type="spellStart"/>
-            <w:proofErr w:type="gramEnd"/>
-            <w:r>
-              <w:rPr>
-                <w:color w:val="000000" w:themeColor="text1"/>
-                <w:sz w:val="22"/>
-              </w:rPr>
-              <w:t>IF_isCertificateIdNotPresent</w:t>
-            </w:r>
-            <w:proofErr w:type="spellEnd"/>
-            <w:r>
-              <w:rPr>
-                <w:color w:val="000000" w:themeColor="text1"/>
-                <w:sz w:val="22"/>
-              </w:rPr>
-              <w:t>}}</w:t>
+              <w:t>{{IF_isCertificateIdNotPresent}}</w:t>
             </w:r>
           </w:p>
         </w:tc>
@@ -1107,29 +1009,7 @@
                 <w:szCs w:val="24"/>
                 <w14:ligatures w14:val="none"/>
               </w:rPr>
-              <w:t>{{</w:t>
-            </w:r>
-            <w:proofErr w:type="spellStart"/>
-            <w:r>
-              <w:rPr>
-                <w:color w:val="000000" w:themeColor="text1"/>
-                <w:kern w:val="0"/>
-                <w:sz w:val="24"/>
-                <w:szCs w:val="24"/>
-                <w14:ligatures w14:val="none"/>
-              </w:rPr>
-              <w:t>TotalFeeAmount</w:t>
-            </w:r>
-            <w:proofErr w:type="spellEnd"/>
-            <w:r>
-              <w:rPr>
-                <w:color w:val="000000" w:themeColor="text1"/>
-                <w:kern w:val="0"/>
-                <w:sz w:val="24"/>
-                <w:szCs w:val="24"/>
-                <w14:ligatures w14:val="none"/>
-              </w:rPr>
-              <w:t>}}</w:t>
+              <w:t>{{TotalFeeAmount}}</w:t>
             </w:r>
             <w:bookmarkEnd w:id="5"/>
           </w:p>
@@ -1314,6 +1194,16 @@
 <w:ftr xmlns:wpc="http://schemas.microsoft.com/office/word/2010/wordprocessingCanvas" xmlns:cx="http://schemas.microsoft.com/office/drawing/2014/chartex" xmlns:cx1="http://schemas.microsoft.com/office/drawing/2015/9/8/chartex" xmlns:cx2="http://schemas.microsoft.com/office/drawing/2015/10/21/chartex" xmlns:cx3="http://schemas.microsoft.com/office/drawing/2016/5/9/chartex" xmlns:cx4="http://schemas.microsoft.com/office/drawing/2016/5/10/chartex" xmlns:cx5="http://schemas.microsoft.com/office/drawing/2016/5/11/chartex" xmlns:cx6="http://schemas.microsoft.com/office/drawing/2016/5/12/chartex" xmlns:cx7="http://schemas.microsoft.com/office/drawing/2016/5/13/chartex" xmlns:cx8="http://schemas.microsoft.com/office/drawing/2016/5/14/chartex" xmlns:mc="http://schemas.openxmlformats.org/markup-compatibility/2006" xmlns:aink="http://schemas.microsoft.com/office/drawing/2016/ink" xmlns:am3d="http://schemas.microsoft.com/office/drawing/2017/model3d" xmlns:o="urn:schemas-microsoft-com:office:office" xmlns:oel="http://schemas.microsoft.com/office/2019/extlst" xmlns:r="http://schemas.openxmlformats.org/officeDocument/2006/relationships" xmlns:m="http://schemas.openxmlformats.org/officeDocument/2006/math" xmlns:v="urn:schemas-microsoft-com:vml" xmlns:wp14="http://schemas.microsoft.com/office/word/2010/wordprocessingDrawing" xmlns:wp="http://schemas.openxmlformats.org/drawingml/2006/wordprocessingDrawing" xmlns:w10="urn:schemas-microsoft-com:office:word" xmlns:w="http://schemas.openxmlformats.org/wordprocessingml/2006/main" xmlns:w14="http://schemas.microsoft.com/office/word/2010/wordml" xmlns:w15="http://schemas.microsoft.com/office/word/2012/wordml" xmlns:w16cex="http://schemas.microsoft.com/office/word/2018/wordml/cex" xmlns:w16cid="http://schemas.microsoft.com/office/word/2016/wordml/cid" xmlns:w16="http://schemas.microsoft.com/office/word/2018/wordml" xmlns:w16du="http://schemas.microsoft.com/office/word/2023/wordml/word16du" xmlns:w16sdtdh="http://schemas.microsoft.com/office/word/2020/wordml/sdtdatahash" xmlns:w16sdtfl="http://schemas.microsoft.com/office/word/2024/wordml/sdtformatlock" xmlns:w16se="http://schemas.microsoft.com/office/word/2015/wordml/symex" xmlns:wpg="http://schemas.microsoft.com/office/word/2010/wordprocessingGroup" xmlns:wpi="http://schemas.microsoft.com/office/word/2010/wordprocessingInk" xmlns:wne="http://schemas.microsoft.com/office/word/2006/wordml" xmlns:wps="http://schemas.microsoft.com/office/word/2010/wordprocessingShape" mc:Ignorable="w14 w15 w16se w16cid w16 w16cex w16sdtdh w16sdtfl w16du wp14">
   <w:p>
     <w:pPr>
+      <w:pStyle w:val="Footer"/>
+    </w:pPr>
+  </w:p>
+</w:ftr>
+</file>
+
+<file path=word/footer2.xml><?xml version="1.0" encoding="utf-8"?>
+<w:ftr xmlns:wpc="http://schemas.microsoft.com/office/word/2010/wordprocessingCanvas" xmlns:cx="http://schemas.microsoft.com/office/drawing/2014/chartex" xmlns:cx1="http://schemas.microsoft.com/office/drawing/2015/9/8/chartex" xmlns:cx2="http://schemas.microsoft.com/office/drawing/2015/10/21/chartex" xmlns:cx3="http://schemas.microsoft.com/office/drawing/2016/5/9/chartex" xmlns:cx4="http://schemas.microsoft.com/office/drawing/2016/5/10/chartex" xmlns:cx5="http://schemas.microsoft.com/office/drawing/2016/5/11/chartex" xmlns:cx6="http://schemas.microsoft.com/office/drawing/2016/5/12/chartex" xmlns:cx7="http://schemas.microsoft.com/office/drawing/2016/5/13/chartex" xmlns:cx8="http://schemas.microsoft.com/office/drawing/2016/5/14/chartex" xmlns:mc="http://schemas.openxmlformats.org/markup-compatibility/2006" xmlns:aink="http://schemas.microsoft.com/office/drawing/2016/ink" xmlns:am3d="http://schemas.microsoft.com/office/drawing/2017/model3d" xmlns:o="urn:schemas-microsoft-com:office:office" xmlns:oel="http://schemas.microsoft.com/office/2019/extlst" xmlns:r="http://schemas.openxmlformats.org/officeDocument/2006/relationships" xmlns:m="http://schemas.openxmlformats.org/officeDocument/2006/math" xmlns:v="urn:schemas-microsoft-com:vml" xmlns:wp14="http://schemas.microsoft.com/office/word/2010/wordprocessingDrawing" xmlns:wp="http://schemas.openxmlformats.org/drawingml/2006/wordprocessingDrawing" xmlns:w10="urn:schemas-microsoft-com:office:word" xmlns:w="http://schemas.openxmlformats.org/wordprocessingml/2006/main" xmlns:w14="http://schemas.microsoft.com/office/word/2010/wordml" xmlns:w15="http://schemas.microsoft.com/office/word/2012/wordml" xmlns:w16cex="http://schemas.microsoft.com/office/word/2018/wordml/cex" xmlns:w16cid="http://schemas.microsoft.com/office/word/2016/wordml/cid" xmlns:w16="http://schemas.microsoft.com/office/word/2018/wordml" xmlns:w16du="http://schemas.microsoft.com/office/word/2023/wordml/word16du" xmlns:w16sdtdh="http://schemas.microsoft.com/office/word/2020/wordml/sdtdatahash" xmlns:w16sdtfl="http://schemas.microsoft.com/office/word/2024/wordml/sdtformatlock" xmlns:w16se="http://schemas.microsoft.com/office/word/2015/wordml/symex" xmlns:wpg="http://schemas.microsoft.com/office/word/2010/wordprocessingGroup" xmlns:wpi="http://schemas.microsoft.com/office/word/2010/wordprocessingInk" xmlns:wne="http://schemas.microsoft.com/office/word/2006/wordml" xmlns:wps="http://schemas.microsoft.com/office/word/2010/wordprocessingShape" mc:Ignorable="w14 w15 w16se w16cid w16 w16cex w16sdtdh w16sdtfl w16du wp14">
+  <w:p>
+    <w:pPr>
       <w:jc w:val="right"/>
       <w:rPr>
         <w:noProof/>
@@ -1418,6 +1308,16 @@
       </w:rPr>
       <w:t xml:space="preserve"> (250) 953-0496</w:t>
     </w:r>
+  </w:p>
+</w:ftr>
+</file>
+
+<file path=word/footer3.xml><?xml version="1.0" encoding="utf-8"?>
+<w:ftr xmlns:wpc="http://schemas.microsoft.com/office/word/2010/wordprocessingCanvas" xmlns:cx="http://schemas.microsoft.com/office/drawing/2014/chartex" xmlns:cx1="http://schemas.microsoft.com/office/drawing/2015/9/8/chartex" xmlns:cx2="http://schemas.microsoft.com/office/drawing/2015/10/21/chartex" xmlns:cx3="http://schemas.microsoft.com/office/drawing/2016/5/9/chartex" xmlns:cx4="http://schemas.microsoft.com/office/drawing/2016/5/10/chartex" xmlns:cx5="http://schemas.microsoft.com/office/drawing/2016/5/11/chartex" xmlns:cx6="http://schemas.microsoft.com/office/drawing/2016/5/12/chartex" xmlns:cx7="http://schemas.microsoft.com/office/drawing/2016/5/13/chartex" xmlns:cx8="http://schemas.microsoft.com/office/drawing/2016/5/14/chartex" xmlns:mc="http://schemas.openxmlformats.org/markup-compatibility/2006" xmlns:aink="http://schemas.microsoft.com/office/drawing/2016/ink" xmlns:am3d="http://schemas.microsoft.com/office/drawing/2017/model3d" xmlns:o="urn:schemas-microsoft-com:office:office" xmlns:oel="http://schemas.microsoft.com/office/2019/extlst" xmlns:r="http://schemas.openxmlformats.org/officeDocument/2006/relationships" xmlns:m="http://schemas.openxmlformats.org/officeDocument/2006/math" xmlns:v="urn:schemas-microsoft-com:vml" xmlns:wp14="http://schemas.microsoft.com/office/word/2010/wordprocessingDrawing" xmlns:wp="http://schemas.openxmlformats.org/drawingml/2006/wordprocessingDrawing" xmlns:w10="urn:schemas-microsoft-com:office:word" xmlns:w="http://schemas.openxmlformats.org/wordprocessingml/2006/main" xmlns:w14="http://schemas.microsoft.com/office/word/2010/wordml" xmlns:w15="http://schemas.microsoft.com/office/word/2012/wordml" xmlns:w16cex="http://schemas.microsoft.com/office/word/2018/wordml/cex" xmlns:w16cid="http://schemas.microsoft.com/office/word/2016/wordml/cid" xmlns:w16="http://schemas.microsoft.com/office/word/2018/wordml" xmlns:w16du="http://schemas.microsoft.com/office/word/2023/wordml/word16du" xmlns:w16sdtdh="http://schemas.microsoft.com/office/word/2020/wordml/sdtdatahash" xmlns:w16sdtfl="http://schemas.microsoft.com/office/word/2024/wordml/sdtformatlock" xmlns:w16se="http://schemas.microsoft.com/office/word/2015/wordml/symex" xmlns:wpg="http://schemas.microsoft.com/office/word/2010/wordprocessingGroup" xmlns:wpi="http://schemas.microsoft.com/office/word/2010/wordprocessingInk" xmlns:wne="http://schemas.microsoft.com/office/word/2006/wordml" xmlns:wps="http://schemas.microsoft.com/office/word/2010/wordprocessingShape" mc:Ignorable="w14 w15 w16se w16cid w16 w16cex w16sdtdh w16sdtfl w16du wp14">
+  <w:p>
+    <w:pPr>
+      <w:pStyle w:val="Footer"/>
+    </w:pPr>
   </w:p>
 </w:ftr>
 </file>
@@ -1448,6 +1348,16 @@
 </file>
 
 <file path=word/header1.xml><?xml version="1.0" encoding="utf-8"?>
+<w:hdr xmlns:wpc="http://schemas.microsoft.com/office/word/2010/wordprocessingCanvas" xmlns:cx="http://schemas.microsoft.com/office/drawing/2014/chartex" xmlns:cx1="http://schemas.microsoft.com/office/drawing/2015/9/8/chartex" xmlns:cx2="http://schemas.microsoft.com/office/drawing/2015/10/21/chartex" xmlns:cx3="http://schemas.microsoft.com/office/drawing/2016/5/9/chartex" xmlns:cx4="http://schemas.microsoft.com/office/drawing/2016/5/10/chartex" xmlns:cx5="http://schemas.microsoft.com/office/drawing/2016/5/11/chartex" xmlns:cx6="http://schemas.microsoft.com/office/drawing/2016/5/12/chartex" xmlns:cx7="http://schemas.microsoft.com/office/drawing/2016/5/13/chartex" xmlns:cx8="http://schemas.microsoft.com/office/drawing/2016/5/14/chartex" xmlns:mc="http://schemas.openxmlformats.org/markup-compatibility/2006" xmlns:aink="http://schemas.microsoft.com/office/drawing/2016/ink" xmlns:am3d="http://schemas.microsoft.com/office/drawing/2017/model3d" xmlns:o="urn:schemas-microsoft-com:office:office" xmlns:oel="http://schemas.microsoft.com/office/2019/extlst" xmlns:r="http://schemas.openxmlformats.org/officeDocument/2006/relationships" xmlns:m="http://schemas.openxmlformats.org/officeDocument/2006/math" xmlns:v="urn:schemas-microsoft-com:vml" xmlns:wp14="http://schemas.microsoft.com/office/word/2010/wordprocessingDrawing" xmlns:wp="http://schemas.openxmlformats.org/drawingml/2006/wordprocessingDrawing" xmlns:w10="urn:schemas-microsoft-com:office:word" xmlns:w="http://schemas.openxmlformats.org/wordprocessingml/2006/main" xmlns:w14="http://schemas.microsoft.com/office/word/2010/wordml" xmlns:w15="http://schemas.microsoft.com/office/word/2012/wordml" xmlns:w16cex="http://schemas.microsoft.com/office/word/2018/wordml/cex" xmlns:w16cid="http://schemas.microsoft.com/office/word/2016/wordml/cid" xmlns:w16="http://schemas.microsoft.com/office/word/2018/wordml" xmlns:w16du="http://schemas.microsoft.com/office/word/2023/wordml/word16du" xmlns:w16sdtdh="http://schemas.microsoft.com/office/word/2020/wordml/sdtdatahash" xmlns:w16sdtfl="http://schemas.microsoft.com/office/word/2024/wordml/sdtformatlock" xmlns:w16se="http://schemas.microsoft.com/office/word/2015/wordml/symex" xmlns:wpg="http://schemas.microsoft.com/office/word/2010/wordprocessingGroup" xmlns:wpi="http://schemas.microsoft.com/office/word/2010/wordprocessingInk" xmlns:wne="http://schemas.microsoft.com/office/word/2006/wordml" xmlns:wps="http://schemas.microsoft.com/office/word/2010/wordprocessingShape" mc:Ignorable="w14 w15 w16se w16cid w16 w16cex w16sdtdh w16sdtfl w16du wp14">
+  <w:p>
+    <w:pPr>
+      <w:pStyle w:val="Header"/>
+    </w:pPr>
+  </w:p>
+</w:hdr>
+</file>
+
+<file path=word/header2.xml><?xml version="1.0" encoding="utf-8"?>
 <w:hdr xmlns:wpc="http://schemas.microsoft.com/office/word/2010/wordprocessingCanvas" xmlns:cx="http://schemas.microsoft.com/office/drawing/2014/chartex" xmlns:cx1="http://schemas.microsoft.com/office/drawing/2015/9/8/chartex" xmlns:cx2="http://schemas.microsoft.com/office/drawing/2015/10/21/chartex" xmlns:cx3="http://schemas.microsoft.com/office/drawing/2016/5/9/chartex" xmlns:cx4="http://schemas.microsoft.com/office/drawing/2016/5/10/chartex" xmlns:cx5="http://schemas.microsoft.com/office/drawing/2016/5/11/chartex" xmlns:cx6="http://schemas.microsoft.com/office/drawing/2016/5/12/chartex" xmlns:cx7="http://schemas.microsoft.com/office/drawing/2016/5/13/chartex" xmlns:cx8="http://schemas.microsoft.com/office/drawing/2016/5/14/chartex" xmlns:mc="http://schemas.openxmlformats.org/markup-compatibility/2006" xmlns:aink="http://schemas.microsoft.com/office/drawing/2016/ink" xmlns:am3d="http://schemas.microsoft.com/office/drawing/2017/model3d" xmlns:o="urn:schemas-microsoft-com:office:office" xmlns:oel="http://schemas.microsoft.com/office/2019/extlst" xmlns:r="http://schemas.openxmlformats.org/officeDocument/2006/relationships" xmlns:m="http://schemas.openxmlformats.org/officeDocument/2006/math" xmlns:v="urn:schemas-microsoft-com:vml" xmlns:wp14="http://schemas.microsoft.com/office/word/2010/wordprocessingDrawing" xmlns:wp="http://schemas.openxmlformats.org/drawingml/2006/wordprocessingDrawing" xmlns:w10="urn:schemas-microsoft-com:office:word" xmlns:w="http://schemas.openxmlformats.org/wordprocessingml/2006/main" xmlns:w14="http://schemas.microsoft.com/office/word/2010/wordml" xmlns:w15="http://schemas.microsoft.com/office/word/2012/wordml" xmlns:w16cex="http://schemas.microsoft.com/office/word/2018/wordml/cex" xmlns:w16cid="http://schemas.microsoft.com/office/word/2016/wordml/cid" xmlns:w16="http://schemas.microsoft.com/office/word/2018/wordml" xmlns:w16du="http://schemas.microsoft.com/office/word/2023/wordml/word16du" xmlns:w16sdtdh="http://schemas.microsoft.com/office/word/2020/wordml/sdtdatahash" xmlns:w16sdtfl="http://schemas.microsoft.com/office/word/2024/wordml/sdtformatlock" xmlns:w16se="http://schemas.microsoft.com/office/word/2015/wordml/symex" xmlns:wpg="http://schemas.microsoft.com/office/word/2010/wordprocessingGroup" xmlns:wpi="http://schemas.microsoft.com/office/word/2010/wordprocessingInk" xmlns:wne="http://schemas.microsoft.com/office/word/2006/wordml" xmlns:wps="http://schemas.microsoft.com/office/word/2010/wordprocessingShape" mc:Ignorable="w14 w15 w16se w16cid w16 w16cex w16sdtdh w16sdtfl w16du wp14">
   <w:p>
     <w:pPr>
@@ -1626,27 +1536,7 @@
         <w:sz w:val="30"/>
         <w:szCs w:val="30"/>
       </w:rPr>
-      <w:t>{{</w:t>
-    </w:r>
-    <w:proofErr w:type="spellStart"/>
-    <w:r>
-      <w:rPr>
-        <w:b/>
-        <w:bCs/>
-        <w:sz w:val="30"/>
-        <w:szCs w:val="30"/>
-      </w:rPr>
-      <w:t>InvoiceId</w:t>
-    </w:r>
-    <w:proofErr w:type="spellEnd"/>
-    <w:r>
-      <w:rPr>
-        <w:b/>
-        <w:bCs/>
-        <w:sz w:val="30"/>
-        <w:szCs w:val="30"/>
-      </w:rPr>
-      <w:t>}}</w:t>
+      <w:t>{{InvoiceId}}</w:t>
     </w:r>
     <w:r>
       <w:rPr>
@@ -1730,25 +1620,7 @@
         <w:szCs w:val="20"/>
         <w14:ligatures w14:val="none"/>
       </w:rPr>
-      <w:t>{{</w:t>
-    </w:r>
-    <w:proofErr w:type="spellStart"/>
-    <w:r>
-      <w:rPr>
-        <w:kern w:val="0"/>
-        <w:szCs w:val="20"/>
-        <w14:ligatures w14:val="none"/>
-      </w:rPr>
-      <w:t>InvoiceCreatedDate</w:t>
-    </w:r>
-    <w:proofErr w:type="spellEnd"/>
-    <w:r>
-      <w:rPr>
-        <w:kern w:val="0"/>
-        <w:szCs w:val="20"/>
-        <w14:ligatures w14:val="none"/>
-      </w:rPr>
-      <w:t>}}</w:t>
+      <w:t>{{InvoiceCreatedDate}}</w:t>
     </w:r>
     <w:r>
       <w:rPr>
@@ -1781,7 +1653,21 @@
         <w:noProof/>
         <w:szCs w:val="20"/>
       </w:rPr>
-      <w:t>PO Box 9601 STN Prov Gov</w:t>
+      <w:t>PO Box 960</w:t>
+    </w:r>
+    <w:r>
+      <w:rPr>
+        <w:noProof/>
+        <w:szCs w:val="20"/>
+      </w:rPr>
+      <w:t>4</w:t>
+    </w:r>
+    <w:r>
+      <w:rPr>
+        <w:noProof/>
+        <w:szCs w:val="20"/>
+      </w:rPr>
+      <w:t xml:space="preserve"> STN Prov Gov</w:t>
     </w:r>
     <w:r>
       <w:rPr>
@@ -1798,6 +1684,16 @@
         <w:noProof/>
         <w:sz w:val="22"/>
       </w:rPr>
+    </w:pPr>
+  </w:p>
+</w:hdr>
+</file>
+
+<file path=word/header3.xml><?xml version="1.0" encoding="utf-8"?>
+<w:hdr xmlns:wpc="http://schemas.microsoft.com/office/word/2010/wordprocessingCanvas" xmlns:cx="http://schemas.microsoft.com/office/drawing/2014/chartex" xmlns:cx1="http://schemas.microsoft.com/office/drawing/2015/9/8/chartex" xmlns:cx2="http://schemas.microsoft.com/office/drawing/2015/10/21/chartex" xmlns:cx3="http://schemas.microsoft.com/office/drawing/2016/5/9/chartex" xmlns:cx4="http://schemas.microsoft.com/office/drawing/2016/5/10/chartex" xmlns:cx5="http://schemas.microsoft.com/office/drawing/2016/5/11/chartex" xmlns:cx6="http://schemas.microsoft.com/office/drawing/2016/5/12/chartex" xmlns:cx7="http://schemas.microsoft.com/office/drawing/2016/5/13/chartex" xmlns:cx8="http://schemas.microsoft.com/office/drawing/2016/5/14/chartex" xmlns:mc="http://schemas.openxmlformats.org/markup-compatibility/2006" xmlns:aink="http://schemas.microsoft.com/office/drawing/2016/ink" xmlns:am3d="http://schemas.microsoft.com/office/drawing/2017/model3d" xmlns:o="urn:schemas-microsoft-com:office:office" xmlns:oel="http://schemas.microsoft.com/office/2019/extlst" xmlns:r="http://schemas.openxmlformats.org/officeDocument/2006/relationships" xmlns:m="http://schemas.openxmlformats.org/officeDocument/2006/math" xmlns:v="urn:schemas-microsoft-com:vml" xmlns:wp14="http://schemas.microsoft.com/office/word/2010/wordprocessingDrawing" xmlns:wp="http://schemas.openxmlformats.org/drawingml/2006/wordprocessingDrawing" xmlns:w10="urn:schemas-microsoft-com:office:word" xmlns:w="http://schemas.openxmlformats.org/wordprocessingml/2006/main" xmlns:w14="http://schemas.microsoft.com/office/word/2010/wordml" xmlns:w15="http://schemas.microsoft.com/office/word/2012/wordml" xmlns:w16cex="http://schemas.microsoft.com/office/word/2018/wordml/cex" xmlns:w16cid="http://schemas.microsoft.com/office/word/2016/wordml/cid" xmlns:w16="http://schemas.microsoft.com/office/word/2018/wordml" xmlns:w16du="http://schemas.microsoft.com/office/word/2023/wordml/word16du" xmlns:w16sdtdh="http://schemas.microsoft.com/office/word/2020/wordml/sdtdatahash" xmlns:w16sdtfl="http://schemas.microsoft.com/office/word/2024/wordml/sdtformatlock" xmlns:w16se="http://schemas.microsoft.com/office/word/2015/wordml/symex" xmlns:wpg="http://schemas.microsoft.com/office/word/2010/wordprocessingGroup" xmlns:wpi="http://schemas.microsoft.com/office/word/2010/wordprocessingInk" xmlns:wne="http://schemas.microsoft.com/office/word/2006/wordml" xmlns:wps="http://schemas.microsoft.com/office/word/2010/wordprocessingShape" mc:Ignorable="w14 w15 w16se w16cid w16 w16cex w16sdtdh w16sdtfl w16du wp14">
+  <w:p>
+    <w:pPr>
+      <w:pStyle w:val="Header"/>
     </w:pPr>
   </w:p>
 </w:hdr>
